--- a/brand_templates/PECH_NEWSLETTER_TEMPLATE.docx
+++ b/brand_templates/PECH_NEWSLETTER_TEMPLATE.docx
@@ -2,21 +2,108 @@
 <file path=word/document.xml><?xml version="1.0" encoding="utf-8"?>
 <w:document xmlns:w="http://schemas.openxmlformats.org/wordprocessingml/2006/main" xmlns:m="http://schemas.openxmlformats.org/officeDocument/2006/math" xmlns:r="http://schemas.openxmlformats.org/officeDocument/2006/relationships" xmlns:o="urn:schemas-microsoft-com:office:office" xmlns:v="urn:schemas-microsoft-com:vml" xmlns:w10="urn:schemas-microsoft-com:office:word" xmlns:a="http://schemas.openxmlformats.org/drawingml/2006/main" xmlns:pic="http://schemas.openxmlformats.org/drawingml/2006/picture" xmlns:wp="http://schemas.openxmlformats.org/drawingml/2006/wordprocessingDrawing">
   <w:body>
+    <w:p>
+      <w:pPr>
+        <w:pBdr>
+          <w:top w:val="single" w:sz="12" w:space="1" w:color="00BFFF"/>
+          <w:bottom w:val="single" w:sz="36" w:space="0" w:color="F5A623"/>
+        </w:pBdr>
+        <w:spacing w:before="0" w:after="240"/>
+      </w:pPr>
+    </w:p>
+    <w:p>
+      <w:pPr>
+        <w:pBdr>
+          <w:bottom w:val="single" w:sz="6" w:space="1" w:color="00BFFF"/>
+        </w:pBdr>
+        <w:spacing w:before="0" w:after="120"/>
+      </w:pPr>
+    </w:p>
+    <w:p>
+      <w:pPr>
+        <w:jc w:val="center"/>
+        <w:spacing w:before="0" w:after="60"/>
+      </w:pPr>
+      <w:r>
+        <w:rPr>
+          <w:i/>
+          <w:color w:val="E08A00"/>
+          <w:sz w:val="18"/>
+          <w:szCs w:val="18"/>
+        </w:rPr>
+        <w:t>Technology &amp; Infrastructure Enablers for Africa</w:t>
+      </w:r>
+    </w:p>
+    <w:p>
+      <w:pPr>
+        <w:jc w:val="center"/>
+        <w:spacing w:before="200" w:after="40"/>
+      </w:pPr>
+      <w:r>
+        <w:rPr>
+          <w:b/>
+          <w:color w:val="0099CC"/>
+          <w:sz w:val="28"/>
+          <w:szCs w:val="28"/>
+        </w:rPr>
+        <w:t>PECH GROUP HOLDINGS LTD</w:t>
+      </w:r>
+    </w:p>
+    <w:p>
+      <w:pPr>
+        <w:pBdr>
+          <w:top w:val="single" w:sz="36" w:space="0" w:color="F5A623"/>
+          <w:bottom w:val="single" w:sz="12" w:space="1" w:color="00BFFF"/>
+        </w:pBdr>
+        <w:spacing w:after="0"/>
+      </w:pPr>
+    </w:p>
     <w:bookmarkStart w:id="26" w:name="X5139e6a603b8b015755ff648c511ba7f982f4be"/>
     <w:p>
       <w:pPr>
         <w:pStyle w:val="Heading1"/>
+        <w:rPr>
+          <w:color w:val="0099CC"/>
+        </w:rPr>
+        <w:pBdr>
+          <w:bottom w:val="single" w:sz="18" w:space="2" w:color="F5A623"/>
+        </w:pBdr>
       </w:pPr>
       <w:r>
+        <w:rPr>
+          <w:b/>
+          <w:color w:val="0099CC"/>
+          <w:sz w:val="44"/>
+        </w:rPr>
         <w:t xml:space="preserve">PECH GROUP HOLDINGS LTD — NEWSLETTER TEMPLATE</w:t>
       </w:r>
     </w:p>
     <w:bookmarkStart w:id="25" w:name="monthly-newsletter-layout-guide"/>
     <w:p>
       <w:pPr>
+        <w:pBdr>
+          <w:top w:val="single" w:sz="18" w:space="1" w:color="F5A623"/>
+          <w:bottom w:val="single" w:sz="6" w:space="1" w:color="0099CC"/>
+        </w:pBdr>
+        <w:spacing w:before="200" w:after="200"/>
+      </w:pPr>
+    </w:p>
+    <w:p>
+      <w:pPr>
         <w:pStyle w:val="Heading2"/>
+        <w:rPr>
+          <w:color w:val="0099CC"/>
+        </w:rPr>
+        <w:pBdr>
+          <w:bottom w:val="single" w:sz="6" w:space="2" w:color="00BFFF"/>
+        </w:pBdr>
       </w:pPr>
       <w:r>
+        <w:rPr>
+          <w:b/>
+          <w:color w:val="0099CC"/>
+          <w:sz w:val="32"/>
+        </w:rPr>
         <w:t xml:space="preserve">Monthly Newsletter Layout Guide</w:t>
       </w:r>
     </w:p>
@@ -31,8 +118,16 @@
     <w:p>
       <w:pPr>
         <w:pStyle w:val="Heading3"/>
+        <w:rPr>
+          <w:color w:val="E08A00"/>
+        </w:rPr>
       </w:pPr>
       <w:r>
+        <w:rPr>
+          <w:b/>
+          <w:color w:val="E08A00"/>
+          <w:sz w:val="26"/>
+        </w:rPr>
         <w:t xml:space="preserve">Newsletter Specifications</w:t>
       </w:r>
     </w:p>
@@ -42,6 +137,14 @@
         <w:tblW w:type="auto" w:w="0"/>
         <w:tblLook w:firstRow="1" w:lastRow="0" w:firstColumn="0" w:lastColumn="0" w:noHBand="0" w:noVBand="0" w:val="0020"/>
         <w:jc w:val="start"/>
+        <w:tblBorders>
+          <w:top w:val="single" w:sz="4" w:space="0" w:color="B0D4E8"/>
+          <w:left w:val="single" w:sz="4" w:space="0" w:color="B0D4E8"/>
+          <w:bottom w:val="single" w:sz="4" w:space="0" w:color="B0D4E8"/>
+          <w:right w:val="single" w:sz="4" w:space="0" w:color="B0D4E8"/>
+          <w:insideH w:val="single" w:sz="4" w:space="0" w:color="B0D4E8"/>
+          <w:insideV w:val="single" w:sz="4" w:space="0" w:color="B0D4E8"/>
+        </w:tblBorders>
       </w:tblPr>
       <w:tblGrid>
         <w:gridCol w:w="3960"/>
@@ -52,25 +155,39 @@
           <w:tblHeader w:val="true"/>
         </w:trPr>
         <w:tc>
-          <w:tcPr/>
-          <w:p>
-            <w:pPr>
-              <w:pStyle w:val="Compact"/>
-              <w:jc w:val="left"/>
-            </w:pPr>
-            <w:r>
+          <w:tcPr>
+            <w:shd w:fill="0099CC" w:val="clear"/>
+          </w:tcPr>
+          <w:p>
+            <w:pPr>
+              <w:pStyle w:val="Compact"/>
+              <w:jc w:val="left"/>
+            </w:pPr>
+            <w:r>
+              <w:rPr>
+                <w:b/>
+                <w:color w:val="FFFFFF"/>
+                <w:sz w:val="20"/>
+              </w:rPr>
               <w:t xml:space="preserve">Property</w:t>
             </w:r>
           </w:p>
         </w:tc>
         <w:tc>
-          <w:tcPr/>
-          <w:p>
-            <w:pPr>
-              <w:pStyle w:val="Compact"/>
-              <w:jc w:val="left"/>
-            </w:pPr>
-            <w:r>
+          <w:tcPr>
+            <w:shd w:fill="0099CC" w:val="clear"/>
+          </w:tcPr>
+          <w:p>
+            <w:pPr>
+              <w:pStyle w:val="Compact"/>
+              <w:jc w:val="left"/>
+            </w:pPr>
+            <w:r>
+              <w:rPr>
+                <w:b/>
+                <w:color w:val="FFFFFF"/>
+                <w:sz w:val="20"/>
+              </w:rPr>
               <w:t xml:space="preserve">Value</w:t>
             </w:r>
           </w:p>
@@ -78,7 +195,9 @@
       </w:tr>
       <w:tr>
         <w:tc>
-          <w:tcPr/>
+          <w:tcPr>
+            <w:shd w:fill="FFFFFF" w:val="clear"/>
+          </w:tcPr>
           <w:p>
             <w:pPr>
               <w:pStyle w:val="Compact"/>
@@ -88,19 +207,27 @@
               <w:rPr>
                 <w:bCs/>
                 <w:b/>
+                <w:color w:val="1A1A1A"/>
+                <w:sz w:val="19"/>
               </w:rPr>
               <w:t xml:space="preserve">Format:</w:t>
             </w:r>
           </w:p>
         </w:tc>
         <w:tc>
-          <w:tcPr/>
-          <w:p>
-            <w:pPr>
-              <w:pStyle w:val="Compact"/>
-              <w:jc w:val="left"/>
-            </w:pPr>
-            <w:r>
+          <w:tcPr>
+            <w:shd w:fill="FFFFFF" w:val="clear"/>
+          </w:tcPr>
+          <w:p>
+            <w:pPr>
+              <w:pStyle w:val="Compact"/>
+              <w:jc w:val="left"/>
+            </w:pPr>
+            <w:r>
+              <w:rPr>
+                <w:color w:val="1A1A1A"/>
+                <w:sz w:val="19"/>
+              </w:rPr>
               <w:t xml:space="preserve">HTML Email / PDF</w:t>
             </w:r>
           </w:p>
@@ -108,7 +235,9 @@
       </w:tr>
       <w:tr>
         <w:tc>
-          <w:tcPr/>
+          <w:tcPr>
+            <w:shd w:fill="E8F8FF" w:val="clear"/>
+          </w:tcPr>
           <w:p>
             <w:pPr>
               <w:pStyle w:val="Compact"/>
@@ -118,19 +247,27 @@
               <w:rPr>
                 <w:bCs/>
                 <w:b/>
+                <w:color w:val="1A1A1A"/>
+                <w:sz w:val="19"/>
               </w:rPr>
               <w:t xml:space="preserve">Max Width:</w:t>
             </w:r>
           </w:p>
         </w:tc>
         <w:tc>
-          <w:tcPr/>
-          <w:p>
-            <w:pPr>
-              <w:pStyle w:val="Compact"/>
-              <w:jc w:val="left"/>
-            </w:pPr>
-            <w:r>
+          <w:tcPr>
+            <w:shd w:fill="E8F8FF" w:val="clear"/>
+          </w:tcPr>
+          <w:p>
+            <w:pPr>
+              <w:pStyle w:val="Compact"/>
+              <w:jc w:val="left"/>
+            </w:pPr>
+            <w:r>
+              <w:rPr>
+                <w:color w:val="1A1A1A"/>
+                <w:sz w:val="19"/>
+              </w:rPr>
               <w:t xml:space="preserve">600px (email) / A4 (PDF)</w:t>
             </w:r>
           </w:p>
@@ -138,7 +275,9 @@
       </w:tr>
       <w:tr>
         <w:tc>
-          <w:tcPr/>
+          <w:tcPr>
+            <w:shd w:fill="FFFFFF" w:val="clear"/>
+          </w:tcPr>
           <w:p>
             <w:pPr>
               <w:pStyle w:val="Compact"/>
@@ -148,19 +287,27 @@
               <w:rPr>
                 <w:bCs/>
                 <w:b/>
+                <w:color w:val="1A1A1A"/>
+                <w:sz w:val="19"/>
               </w:rPr>
               <w:t xml:space="preserve">Frequency:</w:t>
             </w:r>
           </w:p>
         </w:tc>
         <w:tc>
-          <w:tcPr/>
-          <w:p>
-            <w:pPr>
-              <w:pStyle w:val="Compact"/>
-              <w:jc w:val="left"/>
-            </w:pPr>
-            <w:r>
+          <w:tcPr>
+            <w:shd w:fill="FFFFFF" w:val="clear"/>
+          </w:tcPr>
+          <w:p>
+            <w:pPr>
+              <w:pStyle w:val="Compact"/>
+              <w:jc w:val="left"/>
+            </w:pPr>
+            <w:r>
+              <w:rPr>
+                <w:color w:val="1A1A1A"/>
+                <w:sz w:val="19"/>
+              </w:rPr>
               <w:t xml:space="preserve">Monthly</w:t>
             </w:r>
           </w:p>
@@ -168,7 +315,9 @@
       </w:tr>
       <w:tr>
         <w:tc>
-          <w:tcPr/>
+          <w:tcPr>
+            <w:shd w:fill="E8F8FF" w:val="clear"/>
+          </w:tcPr>
           <w:p>
             <w:pPr>
               <w:pStyle w:val="Compact"/>
@@ -178,25 +327,41 @@
               <w:rPr>
                 <w:bCs/>
                 <w:b/>
+                <w:color w:val="1A1A1A"/>
+                <w:sz w:val="19"/>
               </w:rPr>
               <w:t xml:space="preserve">Name:</w:t>
             </w:r>
           </w:p>
         </w:tc>
         <w:tc>
-          <w:tcPr/>
-          <w:p>
-            <w:pPr>
-              <w:pStyle w:val="Compact"/>
-              <w:jc w:val="left"/>
-            </w:pPr>
-            <w:r>
+          <w:tcPr>
+            <w:shd w:fill="E8F8FF" w:val="clear"/>
+          </w:tcPr>
+          <w:p>
+            <w:pPr>
+              <w:pStyle w:val="Compact"/>
+              <w:jc w:val="left"/>
+            </w:pPr>
+            <w:r>
+              <w:rPr>
+                <w:color w:val="1A1A1A"/>
+                <w:sz w:val="19"/>
+              </w:rPr>
               <w:t xml:space="preserve">“</w:t>
             </w:r>
             <w:r>
+              <w:rPr>
+                <w:color w:val="1A1A1A"/>
+                <w:sz w:val="19"/>
+              </w:rPr>
               <w:t xml:space="preserve">PECH Monthly Update</w:t>
             </w:r>
             <w:r>
+              <w:rPr>
+                <w:color w:val="1A1A1A"/>
+                <w:sz w:val="19"/>
+              </w:rPr>
               <w:t xml:space="preserve">”</w:t>
             </w:r>
           </w:p>
@@ -215,864 +380,1250 @@
     <w:p>
       <w:pPr>
         <w:pStyle w:val="Heading3"/>
+        <w:rPr>
+          <w:color w:val="E08A00"/>
+        </w:rPr>
       </w:pPr>
       <w:r>
+        <w:rPr>
+          <w:b/>
+          <w:color w:val="E08A00"/>
+          <w:sz w:val="26"/>
+        </w:rPr>
         <w:t xml:space="preserve">Layout Structure</w:t>
       </w:r>
     </w:p>
     <w:p>
       <w:pPr>
         <w:pStyle w:val="SourceCode"/>
+        <w:shd w:fill="1B2838" w:val="clear"/>
       </w:pPr>
       <w:r>
         <w:rPr>
           <w:rStyle w:val="VerbatimChar"/>
+          <w:color w:val="00BFFF"/>
         </w:rPr>
         <w:t xml:space="preserve">┌─────────────────────────────────────────────────────────────┐</w:t>
       </w:r>
       <w:r>
-        <w:br/>
-      </w:r>
-      <w:r>
-        <w:rPr>
-          <w:rStyle w:val="VerbatimChar"/>
+        <w:rPr>
+          <w:color w:val="00BFFF"/>
+        </w:rPr>
+        <w:br/>
+      </w:r>
+      <w:r>
+        <w:rPr>
+          <w:rStyle w:val="VerbatimChar"/>
+          <w:color w:val="00BFFF"/>
         </w:rPr>
         <w:t xml:space="preserve">│ ██████████████████████████████████████████████████████████  │  Sky Blue (#00BFFF) top bar</w:t>
       </w:r>
       <w:r>
-        <w:br/>
-      </w:r>
-      <w:r>
-        <w:rPr>
-          <w:rStyle w:val="VerbatimChar"/>
+        <w:rPr>
+          <w:color w:val="00BFFF"/>
+        </w:rPr>
+        <w:br/>
+      </w:r>
+      <w:r>
+        <w:rPr>
+          <w:rStyle w:val="VerbatimChar"/>
+          <w:color w:val="00BFFF"/>
         </w:rPr>
         <w:t xml:space="preserve">│                                                             │</w:t>
       </w:r>
       <w:r>
-        <w:br/>
-      </w:r>
-      <w:r>
-        <w:rPr>
-          <w:rStyle w:val="VerbatimChar"/>
+        <w:rPr>
+          <w:color w:val="00BFFF"/>
+        </w:rPr>
+        <w:br/>
+      </w:r>
+      <w:r>
+        <w:rPr>
+          <w:rStyle w:val="VerbatimChar"/>
+          <w:color w:val="00BFFF"/>
         </w:rPr>
         <w:t xml:space="preserve">│  [PECH LOGO]     PECH MONTHLY UPDATE                       │</w:t>
       </w:r>
       <w:r>
-        <w:br/>
-      </w:r>
-      <w:r>
-        <w:rPr>
-          <w:rStyle w:val="VerbatimChar"/>
+        <w:rPr>
+          <w:color w:val="00BFFF"/>
+        </w:rPr>
+        <w:br/>
+      </w:r>
+      <w:r>
+        <w:rPr>
+          <w:rStyle w:val="VerbatimChar"/>
+          <w:color w:val="00BFFF"/>
         </w:rPr>
         <w:t xml:space="preserve">│  (50px)          Issue #[XX] | [Month Year]                │</w:t>
       </w:r>
       <w:r>
-        <w:br/>
-      </w:r>
-      <w:r>
-        <w:rPr>
-          <w:rStyle w:val="VerbatimChar"/>
+        <w:rPr>
+          <w:color w:val="00BFFF"/>
+        </w:rPr>
+        <w:br/>
+      </w:r>
+      <w:r>
+        <w:rPr>
+          <w:rStyle w:val="VerbatimChar"/>
+          <w:color w:val="00BFFF"/>
         </w:rPr>
         <w:t xml:space="preserve">│                  (Montserrat Bold, 20pt, White on #1B2838) │</w:t>
       </w:r>
       <w:r>
-        <w:br/>
-      </w:r>
-      <w:r>
-        <w:rPr>
-          <w:rStyle w:val="VerbatimChar"/>
+        <w:rPr>
+          <w:color w:val="00BFFF"/>
+        </w:rPr>
+        <w:br/>
+      </w:r>
+      <w:r>
+        <w:rPr>
+          <w:rStyle w:val="VerbatimChar"/>
+          <w:color w:val="00BFFF"/>
         </w:rPr>
         <w:t xml:space="preserve">│                                                             │</w:t>
       </w:r>
       <w:r>
-        <w:br/>
-      </w:r>
-      <w:r>
-        <w:rPr>
-          <w:rStyle w:val="VerbatimChar"/>
+        <w:rPr>
+          <w:color w:val="00BFFF"/>
+        </w:rPr>
+        <w:br/>
+      </w:r>
+      <w:r>
+        <w:rPr>
+          <w:rStyle w:val="VerbatimChar"/>
+          <w:color w:val="00BFFF"/>
         </w:rPr>
         <w:t xml:space="preserve">│ ▓▓▓▓▓▓▓▓▓▓▓▓▓▓▓▓▓▓▓▓▓▓▓▓▓▓▓▓▓▓▓▓▓▓▓▓▓▓▓▓▓▓▓▓▓▓▓▓▓▓▓▓▓ │  Dark BG (#1B2838) header</w:t>
       </w:r>
       <w:r>
-        <w:br/>
-      </w:r>
-      <w:r>
-        <w:rPr>
-          <w:rStyle w:val="VerbatimChar"/>
+        <w:rPr>
+          <w:color w:val="00BFFF"/>
+        </w:rPr>
+        <w:br/>
+      </w:r>
+      <w:r>
+        <w:rPr>
+          <w:rStyle w:val="VerbatimChar"/>
+          <w:color w:val="00BFFF"/>
         </w:rPr>
         <w:t xml:space="preserve">│ ══════════════════════════════════════════════════════════  │  Orange accent line</w:t>
       </w:r>
       <w:r>
-        <w:br/>
-      </w:r>
-      <w:r>
-        <w:rPr>
-          <w:rStyle w:val="VerbatimChar"/>
+        <w:rPr>
+          <w:color w:val="00BFFF"/>
+        </w:rPr>
+        <w:br/>
+      </w:r>
+      <w:r>
+        <w:rPr>
+          <w:rStyle w:val="VerbatimChar"/>
+          <w:color w:val="00BFFF"/>
         </w:rPr>
         <w:t xml:space="preserve">│                                                             │</w:t>
       </w:r>
       <w:r>
-        <w:br/>
-      </w:r>
-      <w:r>
-        <w:rPr>
-          <w:rStyle w:val="VerbatimChar"/>
+        <w:rPr>
+          <w:color w:val="00BFFF"/>
+        </w:rPr>
+        <w:br/>
+      </w:r>
+      <w:r>
+        <w:rPr>
+          <w:rStyle w:val="VerbatimChar"/>
+          <w:color w:val="00BFFF"/>
         </w:rPr>
         <w:t xml:space="preserve">│  📌 IN THIS ISSUE                                          │</w:t>
       </w:r>
       <w:r>
-        <w:br/>
-      </w:r>
-      <w:r>
-        <w:rPr>
-          <w:rStyle w:val="VerbatimChar"/>
+        <w:rPr>
+          <w:color w:val="00BFFF"/>
+        </w:rPr>
+        <w:br/>
+      </w:r>
+      <w:r>
+        <w:rPr>
+          <w:rStyle w:val="VerbatimChar"/>
+          <w:color w:val="00BFFF"/>
         </w:rPr>
         <w:t xml:space="preserve">│  ─────────────────                                         │</w:t>
       </w:r>
       <w:r>
-        <w:br/>
-      </w:r>
-      <w:r>
-        <w:rPr>
-          <w:rStyle w:val="VerbatimChar"/>
+        <w:rPr>
+          <w:color w:val="00BFFF"/>
+        </w:rPr>
+        <w:br/>
+      </w:r>
+      <w:r>
+        <w:rPr>
+          <w:rStyle w:val="VerbatimChar"/>
+          <w:color w:val="00BFFF"/>
         </w:rPr>
         <w:t xml:space="preserve">│  • [Article 1 Title]                                       │</w:t>
       </w:r>
       <w:r>
-        <w:br/>
-      </w:r>
-      <w:r>
-        <w:rPr>
-          <w:rStyle w:val="VerbatimChar"/>
+        <w:rPr>
+          <w:color w:val="00BFFF"/>
+        </w:rPr>
+        <w:br/>
+      </w:r>
+      <w:r>
+        <w:rPr>
+          <w:rStyle w:val="VerbatimChar"/>
+          <w:color w:val="00BFFF"/>
         </w:rPr>
         <w:t xml:space="preserve">│  • [Article 2 Title]                                       │</w:t>
       </w:r>
       <w:r>
-        <w:br/>
-      </w:r>
-      <w:r>
-        <w:rPr>
-          <w:rStyle w:val="VerbatimChar"/>
+        <w:rPr>
+          <w:color w:val="00BFFF"/>
+        </w:rPr>
+        <w:br/>
+      </w:r>
+      <w:r>
+        <w:rPr>
+          <w:rStyle w:val="VerbatimChar"/>
+          <w:color w:val="00BFFF"/>
         </w:rPr>
         <w:t xml:space="preserve">│  • Team Spotlight                                          │</w:t>
       </w:r>
       <w:r>
-        <w:br/>
-      </w:r>
-      <w:r>
-        <w:rPr>
-          <w:rStyle w:val="VerbatimChar"/>
+        <w:rPr>
+          <w:color w:val="00BFFF"/>
+        </w:rPr>
+        <w:br/>
+      </w:r>
+      <w:r>
+        <w:rPr>
+          <w:rStyle w:val="VerbatimChar"/>
+          <w:color w:val="00BFFF"/>
         </w:rPr>
         <w:t xml:space="preserve">│  • Product Highlight                                       │</w:t>
       </w:r>
       <w:r>
-        <w:br/>
-      </w:r>
-      <w:r>
-        <w:rPr>
-          <w:rStyle w:val="VerbatimChar"/>
+        <w:rPr>
+          <w:color w:val="00BFFF"/>
+        </w:rPr>
+        <w:br/>
+      </w:r>
+      <w:r>
+        <w:rPr>
+          <w:rStyle w:val="VerbatimChar"/>
+          <w:color w:val="00BFFF"/>
         </w:rPr>
         <w:t xml:space="preserve">│  (Open Sans, 11pt, Sky Blue links)                         │</w:t>
       </w:r>
       <w:r>
-        <w:br/>
-      </w:r>
-      <w:r>
-        <w:rPr>
-          <w:rStyle w:val="VerbatimChar"/>
+        <w:rPr>
+          <w:color w:val="00BFFF"/>
+        </w:rPr>
+        <w:br/>
+      </w:r>
+      <w:r>
+        <w:rPr>
+          <w:rStyle w:val="VerbatimChar"/>
+          <w:color w:val="00BFFF"/>
         </w:rPr>
         <w:t xml:space="preserve">│                                                             │</w:t>
       </w:r>
       <w:r>
-        <w:br/>
-      </w:r>
-      <w:r>
-        <w:rPr>
-          <w:rStyle w:val="VerbatimChar"/>
+        <w:rPr>
+          <w:color w:val="00BFFF"/>
+        </w:rPr>
+        <w:br/>
+      </w:r>
+      <w:r>
+        <w:rPr>
+          <w:rStyle w:val="VerbatimChar"/>
+          <w:color w:val="00BFFF"/>
         </w:rPr>
         <w:t xml:space="preserve">│ ─────────────────────────────────────────────────────────  │</w:t>
       </w:r>
       <w:r>
-        <w:br/>
-      </w:r>
-      <w:r>
-        <w:rPr>
-          <w:rStyle w:val="VerbatimChar"/>
+        <w:rPr>
+          <w:color w:val="00BFFF"/>
+        </w:rPr>
+        <w:br/>
+      </w:r>
+      <w:r>
+        <w:rPr>
+          <w:rStyle w:val="VerbatimChar"/>
+          <w:color w:val="00BFFF"/>
         </w:rPr>
         <w:t xml:space="preserve">│                                                             │</w:t>
       </w:r>
       <w:r>
-        <w:br/>
-      </w:r>
-      <w:r>
-        <w:rPr>
-          <w:rStyle w:val="VerbatimChar"/>
+        <w:rPr>
+          <w:color w:val="00BFFF"/>
+        </w:rPr>
+        <w:br/>
+      </w:r>
+      <w:r>
+        <w:rPr>
+          <w:rStyle w:val="VerbatimChar"/>
+          <w:color w:val="00BFFF"/>
         </w:rPr>
         <w:t xml:space="preserve">│  ┌───────────────────────────────────────────────────────┐ │</w:t>
       </w:r>
       <w:r>
-        <w:br/>
-      </w:r>
-      <w:r>
-        <w:rPr>
-          <w:rStyle w:val="VerbatimChar"/>
+        <w:rPr>
+          <w:color w:val="00BFFF"/>
+        </w:rPr>
+        <w:br/>
+      </w:r>
+      <w:r>
+        <w:rPr>
+          <w:rStyle w:val="VerbatimChar"/>
+          <w:color w:val="00BFFF"/>
         </w:rPr>
         <w:t xml:space="preserve">│  │  FEATURED STORY                                       │ │</w:t>
       </w:r>
       <w:r>
-        <w:br/>
-      </w:r>
-      <w:r>
-        <w:rPr>
-          <w:rStyle w:val="VerbatimChar"/>
+        <w:rPr>
+          <w:color w:val="00BFFF"/>
+        </w:rPr>
+        <w:br/>
+      </w:r>
+      <w:r>
+        <w:rPr>
+          <w:rStyle w:val="VerbatimChar"/>
+          <w:color w:val="00BFFF"/>
         </w:rPr>
         <w:t xml:space="preserve">│  │  (Sky Blue badge/label)                               │ │</w:t>
       </w:r>
       <w:r>
-        <w:br/>
-      </w:r>
-      <w:r>
-        <w:rPr>
-          <w:rStyle w:val="VerbatimChar"/>
+        <w:rPr>
+          <w:color w:val="00BFFF"/>
+        </w:rPr>
+        <w:br/>
+      </w:r>
+      <w:r>
+        <w:rPr>
+          <w:rStyle w:val="VerbatimChar"/>
+          <w:color w:val="00BFFF"/>
         </w:rPr>
         <w:t xml:space="preserve">│  │                                                       │ │</w:t>
       </w:r>
       <w:r>
-        <w:br/>
-      </w:r>
-      <w:r>
-        <w:rPr>
-          <w:rStyle w:val="VerbatimChar"/>
+        <w:rPr>
+          <w:color w:val="00BFFF"/>
+        </w:rPr>
+        <w:br/>
+      </w:r>
+      <w:r>
+        <w:rPr>
+          <w:rStyle w:val="VerbatimChar"/>
+          <w:color w:val="00BFFF"/>
         </w:rPr>
         <w:t xml:space="preserve">│  │  [HERO IMAGE — 600 x 300px]                          │ │</w:t>
       </w:r>
       <w:r>
-        <w:br/>
-      </w:r>
-      <w:r>
-        <w:rPr>
-          <w:rStyle w:val="VerbatimChar"/>
+        <w:rPr>
+          <w:color w:val="00BFFF"/>
+        </w:rPr>
+        <w:br/>
+      </w:r>
+      <w:r>
+        <w:rPr>
+          <w:rStyle w:val="VerbatimChar"/>
+          <w:color w:val="00BFFF"/>
         </w:rPr>
         <w:t xml:space="preserve">│  │                                                       │ │</w:t>
       </w:r>
       <w:r>
-        <w:br/>
-      </w:r>
-      <w:r>
-        <w:rPr>
-          <w:rStyle w:val="VerbatimChar"/>
+        <w:rPr>
+          <w:color w:val="00BFFF"/>
+        </w:rPr>
+        <w:br/>
+      </w:r>
+      <w:r>
+        <w:rPr>
+          <w:rStyle w:val="VerbatimChar"/>
+          <w:color w:val="00BFFF"/>
         </w:rPr>
         <w:t xml:space="preserve">│  │  HEADLINE                                            │ │</w:t>
       </w:r>
       <w:r>
-        <w:br/>
-      </w:r>
-      <w:r>
-        <w:rPr>
-          <w:rStyle w:val="VerbatimChar"/>
+        <w:rPr>
+          <w:color w:val="00BFFF"/>
+        </w:rPr>
+        <w:br/>
+      </w:r>
+      <w:r>
+        <w:rPr>
+          <w:rStyle w:val="VerbatimChar"/>
+          <w:color w:val="00BFFF"/>
         </w:rPr>
         <w:t xml:space="preserve">│  │  (Montserrat Bold, 22pt, #1B2838)                    │ │</w:t>
       </w:r>
       <w:r>
-        <w:br/>
-      </w:r>
-      <w:r>
-        <w:rPr>
-          <w:rStyle w:val="VerbatimChar"/>
+        <w:rPr>
+          <w:color w:val="00BFFF"/>
+        </w:rPr>
+        <w:br/>
+      </w:r>
+      <w:r>
+        <w:rPr>
+          <w:rStyle w:val="VerbatimChar"/>
+          <w:color w:val="00BFFF"/>
         </w:rPr>
         <w:t xml:space="preserve">│  │                                                       │ │</w:t>
       </w:r>
       <w:r>
-        <w:br/>
-      </w:r>
-      <w:r>
-        <w:rPr>
-          <w:rStyle w:val="VerbatimChar"/>
+        <w:rPr>
+          <w:color w:val="00BFFF"/>
+        </w:rPr>
+        <w:br/>
+      </w:r>
+      <w:r>
+        <w:rPr>
+          <w:rStyle w:val="VerbatimChar"/>
+          <w:color w:val="00BFFF"/>
         </w:rPr>
         <w:t xml:space="preserve">│  │  [2-3 paragraph summary]                             │ │</w:t>
       </w:r>
       <w:r>
-        <w:br/>
-      </w:r>
-      <w:r>
-        <w:rPr>
-          <w:rStyle w:val="VerbatimChar"/>
+        <w:rPr>
+          <w:color w:val="00BFFF"/>
+        </w:rPr>
+        <w:br/>
+      </w:r>
+      <w:r>
+        <w:rPr>
+          <w:rStyle w:val="VerbatimChar"/>
+          <w:color w:val="00BFFF"/>
         </w:rPr>
         <w:t xml:space="preserve">│  │  (Open Sans, 13pt, #333333)                          │ │</w:t>
       </w:r>
       <w:r>
-        <w:br/>
-      </w:r>
-      <w:r>
-        <w:rPr>
-          <w:rStyle w:val="VerbatimChar"/>
+        <w:rPr>
+          <w:color w:val="00BFFF"/>
+        </w:rPr>
+        <w:br/>
+      </w:r>
+      <w:r>
+        <w:rPr>
+          <w:rStyle w:val="VerbatimChar"/>
+          <w:color w:val="00BFFF"/>
         </w:rPr>
         <w:t xml:space="preserve">│  │                                                       │ │</w:t>
       </w:r>
       <w:r>
-        <w:br/>
-      </w:r>
-      <w:r>
-        <w:rPr>
-          <w:rStyle w:val="VerbatimChar"/>
+        <w:rPr>
+          <w:color w:val="00BFFF"/>
+        </w:rPr>
+        <w:br/>
+      </w:r>
+      <w:r>
+        <w:rPr>
+          <w:rStyle w:val="VerbatimChar"/>
+          <w:color w:val="00BFFF"/>
         </w:rPr>
         <w:t xml:space="preserve">│  │  [READ MORE →] (Orange button/link)                  │ │</w:t>
       </w:r>
       <w:r>
-        <w:br/>
-      </w:r>
-      <w:r>
-        <w:rPr>
-          <w:rStyle w:val="VerbatimChar"/>
+        <w:rPr>
+          <w:color w:val="00BFFF"/>
+        </w:rPr>
+        <w:br/>
+      </w:r>
+      <w:r>
+        <w:rPr>
+          <w:rStyle w:val="VerbatimChar"/>
+          <w:color w:val="00BFFF"/>
         </w:rPr>
         <w:t xml:space="preserve">│  └───────────────────────────────────────────────────────┘ │</w:t>
       </w:r>
       <w:r>
-        <w:br/>
-      </w:r>
-      <w:r>
-        <w:rPr>
-          <w:rStyle w:val="VerbatimChar"/>
+        <w:rPr>
+          <w:color w:val="00BFFF"/>
+        </w:rPr>
+        <w:br/>
+      </w:r>
+      <w:r>
+        <w:rPr>
+          <w:rStyle w:val="VerbatimChar"/>
+          <w:color w:val="00BFFF"/>
         </w:rPr>
         <w:t xml:space="preserve">│                                                             │</w:t>
       </w:r>
       <w:r>
-        <w:br/>
-      </w:r>
-      <w:r>
-        <w:rPr>
-          <w:rStyle w:val="VerbatimChar"/>
+        <w:rPr>
+          <w:color w:val="00BFFF"/>
+        </w:rPr>
+        <w:br/>
+      </w:r>
+      <w:r>
+        <w:rPr>
+          <w:rStyle w:val="VerbatimChar"/>
+          <w:color w:val="00BFFF"/>
         </w:rPr>
         <w:t xml:space="preserve">│ ─────────────────────────────────────────────────────────  │</w:t>
       </w:r>
       <w:r>
-        <w:br/>
-      </w:r>
-      <w:r>
-        <w:rPr>
-          <w:rStyle w:val="VerbatimChar"/>
+        <w:rPr>
+          <w:color w:val="00BFFF"/>
+        </w:rPr>
+        <w:br/>
+      </w:r>
+      <w:r>
+        <w:rPr>
+          <w:rStyle w:val="VerbatimChar"/>
+          <w:color w:val="00BFFF"/>
         </w:rPr>
         <w:t xml:space="preserve">│                                                             │</w:t>
       </w:r>
       <w:r>
-        <w:br/>
-      </w:r>
-      <w:r>
-        <w:rPr>
-          <w:rStyle w:val="VerbatimChar"/>
+        <w:rPr>
+          <w:color w:val="00BFFF"/>
+        </w:rPr>
+        <w:br/>
+      </w:r>
+      <w:r>
+        <w:rPr>
+          <w:rStyle w:val="VerbatimChar"/>
+          <w:color w:val="00BFFF"/>
         </w:rPr>
         <w:t xml:space="preserve">│  ┌────────────────────┐  ┌────────────────────┐           │</w:t>
       </w:r>
       <w:r>
-        <w:br/>
-      </w:r>
-      <w:r>
-        <w:rPr>
-          <w:rStyle w:val="VerbatimChar"/>
+        <w:rPr>
+          <w:color w:val="00BFFF"/>
+        </w:rPr>
+        <w:br/>
+      </w:r>
+      <w:r>
+        <w:rPr>
+          <w:rStyle w:val="VerbatimChar"/>
+          <w:color w:val="00BFFF"/>
         </w:rPr>
         <w:t xml:space="preserve">│  │  ARTICLE 1         │  │  ARTICLE 2         │           │</w:t>
       </w:r>
       <w:r>
-        <w:br/>
-      </w:r>
-      <w:r>
-        <w:rPr>
-          <w:rStyle w:val="VerbatimChar"/>
+        <w:rPr>
+          <w:color w:val="00BFFF"/>
+        </w:rPr>
+        <w:br/>
+      </w:r>
+      <w:r>
+        <w:rPr>
+          <w:rStyle w:val="VerbatimChar"/>
+          <w:color w:val="00BFFF"/>
         </w:rPr>
         <w:t xml:space="preserve">│  │  [Image 280x180]   │  │  [Image 280x180]   │           │</w:t>
       </w:r>
       <w:r>
-        <w:br/>
-      </w:r>
-      <w:r>
-        <w:rPr>
-          <w:rStyle w:val="VerbatimChar"/>
+        <w:rPr>
+          <w:color w:val="00BFFF"/>
+        </w:rPr>
+        <w:br/>
+      </w:r>
+      <w:r>
+        <w:rPr>
+          <w:rStyle w:val="VerbatimChar"/>
+          <w:color w:val="00BFFF"/>
         </w:rPr>
         <w:t xml:space="preserve">│  │                    │  │                    │           │</w:t>
       </w:r>
       <w:r>
-        <w:br/>
-      </w:r>
-      <w:r>
-        <w:rPr>
-          <w:rStyle w:val="VerbatimChar"/>
+        <w:rPr>
+          <w:color w:val="00BFFF"/>
+        </w:rPr>
+        <w:br/>
+      </w:r>
+      <w:r>
+        <w:rPr>
+          <w:rStyle w:val="VerbatimChar"/>
+          <w:color w:val="00BFFF"/>
         </w:rPr>
         <w:t xml:space="preserve">│  │  Title             │  │  Title             │           │</w:t>
       </w:r>
       <w:r>
-        <w:br/>
-      </w:r>
-      <w:r>
-        <w:rPr>
-          <w:rStyle w:val="VerbatimChar"/>
+        <w:rPr>
+          <w:color w:val="00BFFF"/>
+        </w:rPr>
+        <w:br/>
+      </w:r>
+      <w:r>
+        <w:rPr>
+          <w:rStyle w:val="VerbatimChar"/>
+          <w:color w:val="00BFFF"/>
         </w:rPr>
         <w:t xml:space="preserve">│  │  (Montserrat, 16pt)│  │  (Montserrat, 16pt)│           │</w:t>
       </w:r>
       <w:r>
-        <w:br/>
-      </w:r>
-      <w:r>
-        <w:rPr>
-          <w:rStyle w:val="VerbatimChar"/>
+        <w:rPr>
+          <w:color w:val="00BFFF"/>
+        </w:rPr>
+        <w:br/>
+      </w:r>
+      <w:r>
+        <w:rPr>
+          <w:rStyle w:val="VerbatimChar"/>
+          <w:color w:val="00BFFF"/>
         </w:rPr>
         <w:t xml:space="preserve">│  │                    │  │                    │           │</w:t>
       </w:r>
       <w:r>
-        <w:br/>
-      </w:r>
-      <w:r>
-        <w:rPr>
-          <w:rStyle w:val="VerbatimChar"/>
+        <w:rPr>
+          <w:color w:val="00BFFF"/>
+        </w:rPr>
+        <w:br/>
+      </w:r>
+      <w:r>
+        <w:rPr>
+          <w:rStyle w:val="VerbatimChar"/>
+          <w:color w:val="00BFFF"/>
         </w:rPr>
         <w:t xml:space="preserve">│  │  Summary text...   │  │  Summary text...   │           │</w:t>
       </w:r>
       <w:r>
-        <w:br/>
-      </w:r>
-      <w:r>
-        <w:rPr>
-          <w:rStyle w:val="VerbatimChar"/>
+        <w:rPr>
+          <w:color w:val="00BFFF"/>
+        </w:rPr>
+        <w:br/>
+      </w:r>
+      <w:r>
+        <w:rPr>
+          <w:rStyle w:val="VerbatimChar"/>
+          <w:color w:val="00BFFF"/>
         </w:rPr>
         <w:t xml:space="preserve">│  │  [Read More →]     │  │  [Read More →]     │           │</w:t>
       </w:r>
       <w:r>
-        <w:br/>
-      </w:r>
-      <w:r>
-        <w:rPr>
-          <w:rStyle w:val="VerbatimChar"/>
+        <w:rPr>
+          <w:color w:val="00BFFF"/>
+        </w:rPr>
+        <w:br/>
+      </w:r>
+      <w:r>
+        <w:rPr>
+          <w:rStyle w:val="VerbatimChar"/>
+          <w:color w:val="00BFFF"/>
         </w:rPr>
         <w:t xml:space="preserve">│  └────────────────────┘  └────────────────────┘           │</w:t>
       </w:r>
       <w:r>
-        <w:br/>
-      </w:r>
-      <w:r>
-        <w:rPr>
-          <w:rStyle w:val="VerbatimChar"/>
+        <w:rPr>
+          <w:color w:val="00BFFF"/>
+        </w:rPr>
+        <w:br/>
+      </w:r>
+      <w:r>
+        <w:rPr>
+          <w:rStyle w:val="VerbatimChar"/>
+          <w:color w:val="00BFFF"/>
         </w:rPr>
         <w:t xml:space="preserve">│                                                             │</w:t>
       </w:r>
       <w:r>
-        <w:br/>
-      </w:r>
-      <w:r>
-        <w:rPr>
-          <w:rStyle w:val="VerbatimChar"/>
+        <w:rPr>
+          <w:color w:val="00BFFF"/>
+        </w:rPr>
+        <w:br/>
+      </w:r>
+      <w:r>
+        <w:rPr>
+          <w:rStyle w:val="VerbatimChar"/>
+          <w:color w:val="00BFFF"/>
         </w:rPr>
         <w:t xml:space="preserve">│ ─────────────────────────────────────────────────────────  │</w:t>
       </w:r>
       <w:r>
-        <w:br/>
-      </w:r>
-      <w:r>
-        <w:rPr>
-          <w:rStyle w:val="VerbatimChar"/>
+        <w:rPr>
+          <w:color w:val="00BFFF"/>
+        </w:rPr>
+        <w:br/>
+      </w:r>
+      <w:r>
+        <w:rPr>
+          <w:rStyle w:val="VerbatimChar"/>
+          <w:color w:val="00BFFF"/>
         </w:rPr>
         <w:t xml:space="preserve">│                                                             │</w:t>
       </w:r>
       <w:r>
-        <w:br/>
-      </w:r>
-      <w:r>
-        <w:rPr>
-          <w:rStyle w:val="VerbatimChar"/>
+        <w:rPr>
+          <w:color w:val="00BFFF"/>
+        </w:rPr>
+        <w:br/>
+      </w:r>
+      <w:r>
+        <w:rPr>
+          <w:rStyle w:val="VerbatimChar"/>
+          <w:color w:val="00BFFF"/>
         </w:rPr>
         <w:t xml:space="preserve">│  ┌───────────────────────────┐  ┌──────────────────────┐  │</w:t>
       </w:r>
       <w:r>
-        <w:br/>
-      </w:r>
-      <w:r>
-        <w:rPr>
-          <w:rStyle w:val="VerbatimChar"/>
+        <w:rPr>
+          <w:color w:val="00BFFF"/>
+        </w:rPr>
+        <w:br/>
+      </w:r>
+      <w:r>
+        <w:rPr>
+          <w:rStyle w:val="VerbatimChar"/>
+          <w:color w:val="00BFFF"/>
         </w:rPr>
         <w:t xml:space="preserve">│  │  TEAM SPOTLIGHT           │  │  QUICK STATS         │  │</w:t>
       </w:r>
       <w:r>
-        <w:br/>
-      </w:r>
-      <w:r>
-        <w:rPr>
-          <w:rStyle w:val="VerbatimChar"/>
+        <w:rPr>
+          <w:color w:val="00BFFF"/>
+        </w:rPr>
+        <w:br/>
+      </w:r>
+      <w:r>
+        <w:rPr>
+          <w:rStyle w:val="VerbatimChar"/>
+          <w:color w:val="00BFFF"/>
         </w:rPr>
         <w:t xml:space="preserve">│  │                           │  │  (Sky Blue sidebar)  │  │</w:t>
       </w:r>
       <w:r>
-        <w:br/>
-      </w:r>
-      <w:r>
-        <w:rPr>
-          <w:rStyle w:val="VerbatimChar"/>
+        <w:rPr>
+          <w:color w:val="00BFFF"/>
+        </w:rPr>
+        <w:br/>
+      </w:r>
+      <w:r>
+        <w:rPr>
+          <w:rStyle w:val="VerbatimChar"/>
+          <w:color w:val="00BFFF"/>
         </w:rPr>
         <w:t xml:space="preserve">│  │  [Team member photo]      │  │                      │  │</w:t>
       </w:r>
       <w:r>
-        <w:br/>
-      </w:r>
-      <w:r>
-        <w:rPr>
-          <w:rStyle w:val="VerbatimChar"/>
+        <w:rPr>
+          <w:color w:val="00BFFF"/>
+        </w:rPr>
+        <w:br/>
+      </w:r>
+      <w:r>
+        <w:rPr>
+          <w:rStyle w:val="VerbatimChar"/>
+          <w:color w:val="00BFFF"/>
         </w:rPr>
         <w:t xml:space="preserve">│  │  (Circle, 100px)          │  │  📊 [Stat 1]        │  │</w:t>
       </w:r>
       <w:r>
-        <w:br/>
-      </w:r>
-      <w:r>
-        <w:rPr>
-          <w:rStyle w:val="VerbatimChar"/>
+        <w:rPr>
+          <w:color w:val="00BFFF"/>
+        </w:rPr>
+        <w:br/>
+      </w:r>
+      <w:r>
+        <w:rPr>
+          <w:rStyle w:val="VerbatimChar"/>
+          <w:color w:val="00BFFF"/>
         </w:rPr>
         <w:t xml:space="preserve">│  │                           │  │  📈 [Stat 2]        │  │</w:t>
       </w:r>
       <w:r>
-        <w:br/>
-      </w:r>
-      <w:r>
-        <w:rPr>
-          <w:rStyle w:val="VerbatimChar"/>
+        <w:rPr>
+          <w:color w:val="00BFFF"/>
+        </w:rPr>
+        <w:br/>
+      </w:r>
+      <w:r>
+        <w:rPr>
+          <w:rStyle w:val="VerbatimChar"/>
+          <w:color w:val="00BFFF"/>
         </w:rPr>
         <w:t xml:space="preserve">│  │  Name                     │  │  🏆 [Stat 3]        │  │</w:t>
       </w:r>
       <w:r>
-        <w:br/>
-      </w:r>
-      <w:r>
-        <w:rPr>
-          <w:rStyle w:val="VerbatimChar"/>
+        <w:rPr>
+          <w:color w:val="00BFFF"/>
+        </w:rPr>
+        <w:br/>
+      </w:r>
+      <w:r>
+        <w:rPr>
+          <w:rStyle w:val="VerbatimChar"/>
+          <w:color w:val="00BFFF"/>
         </w:rPr>
         <w:t xml:space="preserve">│  │  Position, Department     │  │                      │  │</w:t>
       </w:r>
       <w:r>
-        <w:br/>
-      </w:r>
-      <w:r>
-        <w:rPr>
-          <w:rStyle w:val="VerbatimChar"/>
+        <w:rPr>
+          <w:color w:val="00BFFF"/>
+        </w:rPr>
+        <w:br/>
+      </w:r>
+      <w:r>
+        <w:rPr>
+          <w:rStyle w:val="VerbatimChar"/>
+          <w:color w:val="00BFFF"/>
         </w:rPr>
         <w:t xml:space="preserve">│  │                           │  │  UPCOMING EVENTS     │  │</w:t>
       </w:r>
       <w:r>
-        <w:br/>
-      </w:r>
-      <w:r>
-        <w:rPr>
-          <w:rStyle w:val="VerbatimChar"/>
+        <w:rPr>
+          <w:color w:val="00BFFF"/>
+        </w:rPr>
+        <w:br/>
+      </w:r>
+      <w:r>
+        <w:rPr>
+          <w:rStyle w:val="VerbatimChar"/>
+          <w:color w:val="00BFFF"/>
         </w:rPr>
         <w:t xml:space="preserve">│  │  "Quote or fun fact"      │  │  📅 [Event 1]       │  │</w:t>
       </w:r>
       <w:r>
-        <w:br/>
-      </w:r>
-      <w:r>
-        <w:rPr>
-          <w:rStyle w:val="VerbatimChar"/>
+        <w:rPr>
+          <w:color w:val="00BFFF"/>
+        </w:rPr>
+        <w:br/>
+      </w:r>
+      <w:r>
+        <w:rPr>
+          <w:rStyle w:val="VerbatimChar"/>
+          <w:color w:val="00BFFF"/>
         </w:rPr>
         <w:t xml:space="preserve">│  │                           │  │  📅 [Event 2]       │  │</w:t>
       </w:r>
       <w:r>
-        <w:br/>
-      </w:r>
-      <w:r>
-        <w:rPr>
-          <w:rStyle w:val="VerbatimChar"/>
+        <w:rPr>
+          <w:color w:val="00BFFF"/>
+        </w:rPr>
+        <w:br/>
+      </w:r>
+      <w:r>
+        <w:rPr>
+          <w:rStyle w:val="VerbatimChar"/>
+          <w:color w:val="00BFFF"/>
         </w:rPr>
         <w:t xml:space="preserve">│  │  [Bio paragraph]          │  │  📅 [Event 3]       │  │</w:t>
       </w:r>
       <w:r>
-        <w:br/>
-      </w:r>
-      <w:r>
-        <w:rPr>
-          <w:rStyle w:val="VerbatimChar"/>
+        <w:rPr>
+          <w:color w:val="00BFFF"/>
+        </w:rPr>
+        <w:br/>
+      </w:r>
+      <w:r>
+        <w:rPr>
+          <w:rStyle w:val="VerbatimChar"/>
+          <w:color w:val="00BFFF"/>
         </w:rPr>
         <w:t xml:space="preserve">│  └───────────────────────────┘  └──────────────────────┘  │</w:t>
       </w:r>
       <w:r>
-        <w:br/>
-      </w:r>
-      <w:r>
-        <w:rPr>
-          <w:rStyle w:val="VerbatimChar"/>
+        <w:rPr>
+          <w:color w:val="00BFFF"/>
+        </w:rPr>
+        <w:br/>
+      </w:r>
+      <w:r>
+        <w:rPr>
+          <w:rStyle w:val="VerbatimChar"/>
+          <w:color w:val="00BFFF"/>
         </w:rPr>
         <w:t xml:space="preserve">│                                                             │</w:t>
       </w:r>
       <w:r>
-        <w:br/>
-      </w:r>
-      <w:r>
-        <w:rPr>
-          <w:rStyle w:val="VerbatimChar"/>
+        <w:rPr>
+          <w:color w:val="00BFFF"/>
+        </w:rPr>
+        <w:br/>
+      </w:r>
+      <w:r>
+        <w:rPr>
+          <w:rStyle w:val="VerbatimChar"/>
+          <w:color w:val="00BFFF"/>
         </w:rPr>
         <w:t xml:space="preserve">│ ─────────────────────────────────────────────────────────  │</w:t>
       </w:r>
       <w:r>
-        <w:br/>
-      </w:r>
-      <w:r>
-        <w:rPr>
-          <w:rStyle w:val="VerbatimChar"/>
+        <w:rPr>
+          <w:color w:val="00BFFF"/>
+        </w:rPr>
+        <w:br/>
+      </w:r>
+      <w:r>
+        <w:rPr>
+          <w:rStyle w:val="VerbatimChar"/>
+          <w:color w:val="00BFFF"/>
         </w:rPr>
         <w:t xml:space="preserve">│                                                             │</w:t>
       </w:r>
       <w:r>
-        <w:br/>
-      </w:r>
-      <w:r>
-        <w:rPr>
-          <w:rStyle w:val="VerbatimChar"/>
+        <w:rPr>
+          <w:color w:val="00BFFF"/>
+        </w:rPr>
+        <w:br/>
+      </w:r>
+      <w:r>
+        <w:rPr>
+          <w:rStyle w:val="VerbatimChar"/>
+          <w:color w:val="00BFFF"/>
         </w:rPr>
         <w:t xml:space="preserve">│  ┌───────────────────────────────────────────────────────┐ │</w:t>
       </w:r>
       <w:r>
-        <w:br/>
-      </w:r>
-      <w:r>
-        <w:rPr>
-          <w:rStyle w:val="VerbatimChar"/>
+        <w:rPr>
+          <w:color w:val="00BFFF"/>
+        </w:rPr>
+        <w:br/>
+      </w:r>
+      <w:r>
+        <w:rPr>
+          <w:rStyle w:val="VerbatimChar"/>
+          <w:color w:val="00BFFF"/>
         </w:rPr>
         <w:t xml:space="preserve">│  │  PRODUCT / SERVICE HIGHLIGHT                          │ │</w:t>
       </w:r>
       <w:r>
-        <w:br/>
-      </w:r>
-      <w:r>
-        <w:rPr>
-          <w:rStyle w:val="VerbatimChar"/>
+        <w:rPr>
+          <w:color w:val="00BFFF"/>
+        </w:rPr>
+        <w:br/>
+      </w:r>
+      <w:r>
+        <w:rPr>
+          <w:rStyle w:val="VerbatimChar"/>
+          <w:color w:val="00BFFF"/>
         </w:rPr>
         <w:t xml:space="preserve">│  │  (Orange accent bar on left)                          │ │</w:t>
       </w:r>
       <w:r>
-        <w:br/>
-      </w:r>
-      <w:r>
-        <w:rPr>
-          <w:rStyle w:val="VerbatimChar"/>
+        <w:rPr>
+          <w:color w:val="00BFFF"/>
+        </w:rPr>
+        <w:br/>
+      </w:r>
+      <w:r>
+        <w:rPr>
+          <w:rStyle w:val="VerbatimChar"/>
+          <w:color w:val="00BFFF"/>
         </w:rPr>
         <w:t xml:space="preserve">│  │                                                       │ │</w:t>
       </w:r>
       <w:r>
-        <w:br/>
-      </w:r>
-      <w:r>
-        <w:rPr>
-          <w:rStyle w:val="VerbatimChar"/>
+        <w:rPr>
+          <w:color w:val="00BFFF"/>
+        </w:rPr>
+        <w:br/>
+      </w:r>
+      <w:r>
+        <w:rPr>
+          <w:rStyle w:val="VerbatimChar"/>
+          <w:color w:val="00BFFF"/>
         </w:rPr>
         <w:t xml:space="preserve">│  │  [Product Image]    Product Name                     │ │</w:t>
       </w:r>
       <w:r>
-        <w:br/>
-      </w:r>
-      <w:r>
-        <w:rPr>
-          <w:rStyle w:val="VerbatimChar"/>
+        <w:rPr>
+          <w:color w:val="00BFFF"/>
+        </w:rPr>
+        <w:br/>
+      </w:r>
+      <w:r>
+        <w:rPr>
+          <w:rStyle w:val="VerbatimChar"/>
+          <w:color w:val="00BFFF"/>
         </w:rPr>
         <w:t xml:space="preserve">│  │  (150px)            Key features / description       │ │</w:t>
       </w:r>
       <w:r>
-        <w:br/>
-      </w:r>
-      <w:r>
-        <w:rPr>
-          <w:rStyle w:val="VerbatimChar"/>
+        <w:rPr>
+          <w:color w:val="00BFFF"/>
+        </w:rPr>
+        <w:br/>
+      </w:r>
+      <w:r>
+        <w:rPr>
+          <w:rStyle w:val="VerbatimChar"/>
+          <w:color w:val="00BFFF"/>
         </w:rPr>
         <w:t xml:space="preserve">│  │                     [LEARN MORE →]                   │ │</w:t>
       </w:r>
       <w:r>
-        <w:br/>
-      </w:r>
-      <w:r>
-        <w:rPr>
-          <w:rStyle w:val="VerbatimChar"/>
+        <w:rPr>
+          <w:color w:val="00BFFF"/>
+        </w:rPr>
+        <w:br/>
+      </w:r>
+      <w:r>
+        <w:rPr>
+          <w:rStyle w:val="VerbatimChar"/>
+          <w:color w:val="00BFFF"/>
         </w:rPr>
         <w:t xml:space="preserve">│  └───────────────────────────────────────────────────────┘ │</w:t>
       </w:r>
       <w:r>
-        <w:br/>
-      </w:r>
-      <w:r>
-        <w:rPr>
-          <w:rStyle w:val="VerbatimChar"/>
+        <w:rPr>
+          <w:color w:val="00BFFF"/>
+        </w:rPr>
+        <w:br/>
+      </w:r>
+      <w:r>
+        <w:rPr>
+          <w:rStyle w:val="VerbatimChar"/>
+          <w:color w:val="00BFFF"/>
         </w:rPr>
         <w:t xml:space="preserve">│                                                             │</w:t>
       </w:r>
       <w:r>
-        <w:br/>
-      </w:r>
-      <w:r>
-        <w:rPr>
-          <w:rStyle w:val="VerbatimChar"/>
+        <w:rPr>
+          <w:color w:val="00BFFF"/>
+        </w:rPr>
+        <w:br/>
+      </w:r>
+      <w:r>
+        <w:rPr>
+          <w:rStyle w:val="VerbatimChar"/>
+          <w:color w:val="00BFFF"/>
         </w:rPr>
         <w:t xml:space="preserve">│ ══════════════════════════════════════════════════════════  │  Orange line</w:t>
       </w:r>
       <w:r>
-        <w:br/>
-      </w:r>
-      <w:r>
-        <w:rPr>
-          <w:rStyle w:val="VerbatimChar"/>
+        <w:rPr>
+          <w:color w:val="00BFFF"/>
+        </w:rPr>
+        <w:br/>
+      </w:r>
+      <w:r>
+        <w:rPr>
+          <w:rStyle w:val="VerbatimChar"/>
+          <w:color w:val="00BFFF"/>
         </w:rPr>
         <w:t xml:space="preserve">│ ▓▓▓▓▓▓▓▓▓▓▓▓▓▓▓▓▓▓▓▓▓▓▓▓▓▓▓▓▓▓▓▓▓▓▓▓▓▓▓▓▓▓▓▓▓▓▓▓▓▓▓▓▓ │  Dark BG footer</w:t>
       </w:r>
       <w:r>
-        <w:br/>
-      </w:r>
-      <w:r>
-        <w:rPr>
-          <w:rStyle w:val="VerbatimChar"/>
+        <w:rPr>
+          <w:color w:val="00BFFF"/>
+        </w:rPr>
+        <w:br/>
+      </w:r>
+      <w:r>
+        <w:rPr>
+          <w:rStyle w:val="VerbatimChar"/>
+          <w:color w:val="00BFFF"/>
         </w:rPr>
         <w:t xml:space="preserve">│                                                             │</w:t>
       </w:r>
       <w:r>
-        <w:br/>
-      </w:r>
-      <w:r>
-        <w:rPr>
-          <w:rStyle w:val="VerbatimChar"/>
+        <w:rPr>
+          <w:color w:val="00BFFF"/>
+        </w:rPr>
+        <w:br/>
+      </w:r>
+      <w:r>
+        <w:rPr>
+          <w:rStyle w:val="VerbatimChar"/>
+          <w:color w:val="00BFFF"/>
         </w:rPr>
         <w:t xml:space="preserve">│  [PECH LOGO]                                               │</w:t>
       </w:r>
       <w:r>
-        <w:br/>
-      </w:r>
-      <w:r>
-        <w:rPr>
-          <w:rStyle w:val="VerbatimChar"/>
+        <w:rPr>
+          <w:color w:val="00BFFF"/>
+        </w:rPr>
+        <w:br/>
+      </w:r>
+      <w:r>
+        <w:rPr>
+          <w:rStyle w:val="VerbatimChar"/>
+          <w:color w:val="00BFFF"/>
         </w:rPr>
         <w:t xml:space="preserve">│  PECH Group Holdings Ltd                                   │</w:t>
       </w:r>
       <w:r>
-        <w:br/>
-      </w:r>
-      <w:r>
-        <w:rPr>
-          <w:rStyle w:val="VerbatimChar"/>
+        <w:rPr>
+          <w:color w:val="00BFFF"/>
+        </w:rPr>
+        <w:br/>
+      </w:r>
+      <w:r>
+        <w:rPr>
+          <w:rStyle w:val="VerbatimChar"/>
+          <w:color w:val="00BFFF"/>
         </w:rPr>
         <w:t xml:space="preserve">│  Lagos, Nigeria                                            │</w:t>
       </w:r>
       <w:r>
-        <w:br/>
-      </w:r>
-      <w:r>
-        <w:rPr>
-          <w:rStyle w:val="VerbatimChar"/>
+        <w:rPr>
+          <w:color w:val="00BFFF"/>
+        </w:rPr>
+        <w:br/>
+      </w:r>
+      <w:r>
+        <w:rPr>
+          <w:rStyle w:val="VerbatimChar"/>
+          <w:color w:val="00BFFF"/>
         </w:rPr>
         <w:t xml:space="preserve">│                                                             │</w:t>
       </w:r>
       <w:r>
-        <w:br/>
-      </w:r>
-      <w:r>
-        <w:rPr>
-          <w:rStyle w:val="VerbatimChar"/>
+        <w:rPr>
+          <w:color w:val="00BFFF"/>
+        </w:rPr>
+        <w:br/>
+      </w:r>
+      <w:r>
+        <w:rPr>
+          <w:rStyle w:val="VerbatimChar"/>
+          <w:color w:val="00BFFF"/>
         </w:rPr>
         <w:t xml:space="preserve">│  📞 +234 XXX XXX XXXX                                     │</w:t>
       </w:r>
       <w:r>
-        <w:br/>
-      </w:r>
-      <w:r>
-        <w:rPr>
-          <w:rStyle w:val="VerbatimChar"/>
+        <w:rPr>
+          <w:color w:val="00BFFF"/>
+        </w:rPr>
+        <w:br/>
+      </w:r>
+      <w:r>
+        <w:rPr>
+          <w:rStyle w:val="VerbatimChar"/>
+          <w:color w:val="00BFFF"/>
         </w:rPr>
         <w:t xml:space="preserve">│  ✉  info@pechgroupholdings.tech                           │</w:t>
       </w:r>
       <w:r>
-        <w:br/>
-      </w:r>
-      <w:r>
-        <w:rPr>
-          <w:rStyle w:val="VerbatimChar"/>
+        <w:rPr>
+          <w:color w:val="00BFFF"/>
+        </w:rPr>
+        <w:br/>
+      </w:r>
+      <w:r>
+        <w:rPr>
+          <w:rStyle w:val="VerbatimChar"/>
+          <w:color w:val="00BFFF"/>
         </w:rPr>
         <w:t xml:space="preserve">│  🌐 www.pechgroupholdings.tech                            │</w:t>
       </w:r>
       <w:r>
-        <w:br/>
-      </w:r>
-      <w:r>
-        <w:rPr>
-          <w:rStyle w:val="VerbatimChar"/>
+        <w:rPr>
+          <w:color w:val="00BFFF"/>
+        </w:rPr>
+        <w:br/>
+      </w:r>
+      <w:r>
+        <w:rPr>
+          <w:rStyle w:val="VerbatimChar"/>
+          <w:color w:val="00BFFF"/>
         </w:rPr>
         <w:t xml:space="preserve">│                                                             │</w:t>
       </w:r>
       <w:r>
-        <w:br/>
-      </w:r>
-      <w:r>
-        <w:rPr>
-          <w:rStyle w:val="VerbatimChar"/>
+        <w:rPr>
+          <w:color w:val="00BFFF"/>
+        </w:rPr>
+        <w:br/>
+      </w:r>
+      <w:r>
+        <w:rPr>
+          <w:rStyle w:val="VerbatimChar"/>
+          <w:color w:val="00BFFF"/>
         </w:rPr>
         <w:t xml:space="preserve">│  [LinkedIn] [Twitter/X] [Instagram] [Facebook]             │</w:t>
       </w:r>
       <w:r>
-        <w:br/>
-      </w:r>
-      <w:r>
-        <w:rPr>
-          <w:rStyle w:val="VerbatimChar"/>
+        <w:rPr>
+          <w:color w:val="00BFFF"/>
+        </w:rPr>
+        <w:br/>
+      </w:r>
+      <w:r>
+        <w:rPr>
+          <w:rStyle w:val="VerbatimChar"/>
+          <w:color w:val="00BFFF"/>
         </w:rPr>
         <w:t xml:space="preserve">│  (Social media icon links)                                 │</w:t>
       </w:r>
       <w:r>
-        <w:br/>
-      </w:r>
-      <w:r>
-        <w:rPr>
-          <w:rStyle w:val="VerbatimChar"/>
+        <w:rPr>
+          <w:color w:val="00BFFF"/>
+        </w:rPr>
+        <w:br/>
+      </w:r>
+      <w:r>
+        <w:rPr>
+          <w:rStyle w:val="VerbatimChar"/>
+          <w:color w:val="00BFFF"/>
         </w:rPr>
         <w:t xml:space="preserve">│                                                             │</w:t>
       </w:r>
       <w:r>
-        <w:br/>
-      </w:r>
-      <w:r>
-        <w:rPr>
-          <w:rStyle w:val="VerbatimChar"/>
+        <w:rPr>
+          <w:color w:val="00BFFF"/>
+        </w:rPr>
+        <w:br/>
+      </w:r>
+      <w:r>
+        <w:rPr>
+          <w:rStyle w:val="VerbatimChar"/>
+          <w:color w:val="00BFFF"/>
         </w:rPr>
         <w:t xml:space="preserve">│  [Unsubscribe] | [Update Preferences] | [View in Browser] │</w:t>
       </w:r>
       <w:r>
-        <w:br/>
-      </w:r>
-      <w:r>
-        <w:rPr>
-          <w:rStyle w:val="VerbatimChar"/>
+        <w:rPr>
+          <w:color w:val="00BFFF"/>
+        </w:rPr>
+        <w:br/>
+      </w:r>
+      <w:r>
+        <w:rPr>
+          <w:rStyle w:val="VerbatimChar"/>
+          <w:color w:val="00BFFF"/>
         </w:rPr>
         <w:t xml:space="preserve">│  (Open Sans, 9pt, #999)                                   │</w:t>
       </w:r>
       <w:r>
-        <w:br/>
-      </w:r>
-      <w:r>
-        <w:rPr>
-          <w:rStyle w:val="VerbatimChar"/>
+        <w:rPr>
+          <w:color w:val="00BFFF"/>
+        </w:rPr>
+        <w:br/>
+      </w:r>
+      <w:r>
+        <w:rPr>
+          <w:rStyle w:val="VerbatimChar"/>
+          <w:color w:val="00BFFF"/>
         </w:rPr>
         <w:t xml:space="preserve">│                                                             │</w:t>
       </w:r>
       <w:r>
-        <w:br/>
-      </w:r>
-      <w:r>
-        <w:rPr>
-          <w:rStyle w:val="VerbatimChar"/>
+        <w:rPr>
+          <w:color w:val="00BFFF"/>
+        </w:rPr>
+        <w:br/>
+      </w:r>
+      <w:r>
+        <w:rPr>
+          <w:rStyle w:val="VerbatimChar"/>
+          <w:color w:val="00BFFF"/>
         </w:rPr>
         <w:t xml:space="preserve">│  © 2026 PECH Group Holdings Ltd. All rights reserved.      │</w:t>
       </w:r>
       <w:r>
-        <w:br/>
-      </w:r>
-      <w:r>
-        <w:rPr>
-          <w:rStyle w:val="VerbatimChar"/>
+        <w:rPr>
+          <w:color w:val="00BFFF"/>
+        </w:rPr>
+        <w:br/>
+      </w:r>
+      <w:r>
+        <w:rPr>
+          <w:rStyle w:val="VerbatimChar"/>
+          <w:color w:val="00BFFF"/>
         </w:rPr>
         <w:t xml:space="preserve">│ ██████████████████████████████████████████████████████████  │  Sky Blue bottom bar</w:t>
       </w:r>
       <w:r>
-        <w:br/>
-      </w:r>
-      <w:r>
-        <w:rPr>
-          <w:rStyle w:val="VerbatimChar"/>
+        <w:rPr>
+          <w:color w:val="00BFFF"/>
+        </w:rPr>
+        <w:br/>
+      </w:r>
+      <w:r>
+        <w:rPr>
+          <w:rStyle w:val="VerbatimChar"/>
+          <w:color w:val="00BFFF"/>
         </w:rPr>
         <w:t xml:space="preserve">└─────────────────────────────────────────────────────────────┘</w:t>
       </w:r>
@@ -1089,8 +1640,16 @@
     <w:p>
       <w:pPr>
         <w:pStyle w:val="Heading3"/>
+        <w:rPr>
+          <w:color w:val="E08A00"/>
+        </w:rPr>
       </w:pPr>
       <w:r>
+        <w:rPr>
+          <w:b/>
+          <w:color w:val="E08A00"/>
+          <w:sz w:val="26"/>
+        </w:rPr>
         <w:t xml:space="preserve">Color-Coded Sections</w:t>
       </w:r>
     </w:p>
@@ -1100,6 +1659,14 @@
         <w:tblW w:type="pct" w:w="5000"/>
         <w:tblLook w:firstRow="1" w:lastRow="0" w:firstColumn="0" w:lastColumn="0" w:noHBand="0" w:noVBand="0" w:val="0020"/>
         <w:jc w:val="start"/>
+        <w:tblBorders>
+          <w:top w:val="single" w:sz="4" w:space="0" w:color="B0D4E8"/>
+          <w:left w:val="single" w:sz="4" w:space="0" w:color="B0D4E8"/>
+          <w:bottom w:val="single" w:sz="4" w:space="0" w:color="B0D4E8"/>
+          <w:right w:val="single" w:sz="4" w:space="0" w:color="B0D4E8"/>
+          <w:insideH w:val="single" w:sz="4" w:space="0" w:color="B0D4E8"/>
+          <w:insideV w:val="single" w:sz="4" w:space="0" w:color="B0D4E8"/>
+        </w:tblBorders>
       </w:tblPr>
       <w:tblGrid>
         <w:gridCol w:w="1980"/>
@@ -1112,49 +1679,77 @@
           <w:tblHeader w:val="true"/>
         </w:trPr>
         <w:tc>
-          <w:tcPr/>
-          <w:p>
-            <w:pPr>
-              <w:pStyle w:val="Compact"/>
-              <w:jc w:val="left"/>
-            </w:pPr>
-            <w:r>
+          <w:tcPr>
+            <w:shd w:fill="0099CC" w:val="clear"/>
+          </w:tcPr>
+          <w:p>
+            <w:pPr>
+              <w:pStyle w:val="Compact"/>
+              <w:jc w:val="left"/>
+            </w:pPr>
+            <w:r>
+              <w:rPr>
+                <w:b/>
+                <w:color w:val="FFFFFF"/>
+                <w:sz w:val="20"/>
+              </w:rPr>
               <w:t xml:space="preserve">Section</w:t>
             </w:r>
           </w:p>
         </w:tc>
         <w:tc>
-          <w:tcPr/>
-          <w:p>
-            <w:pPr>
-              <w:pStyle w:val="Compact"/>
-              <w:jc w:val="left"/>
-            </w:pPr>
-            <w:r>
+          <w:tcPr>
+            <w:shd w:fill="0099CC" w:val="clear"/>
+          </w:tcPr>
+          <w:p>
+            <w:pPr>
+              <w:pStyle w:val="Compact"/>
+              <w:jc w:val="left"/>
+            </w:pPr>
+            <w:r>
+              <w:rPr>
+                <w:b/>
+                <w:color w:val="FFFFFF"/>
+                <w:sz w:val="20"/>
+              </w:rPr>
               <w:t xml:space="preserve">Background</w:t>
             </w:r>
           </w:p>
         </w:tc>
         <w:tc>
-          <w:tcPr/>
-          <w:p>
-            <w:pPr>
-              <w:pStyle w:val="Compact"/>
-              <w:jc w:val="left"/>
-            </w:pPr>
-            <w:r>
+          <w:tcPr>
+            <w:shd w:fill="0099CC" w:val="clear"/>
+          </w:tcPr>
+          <w:p>
+            <w:pPr>
+              <w:pStyle w:val="Compact"/>
+              <w:jc w:val="left"/>
+            </w:pPr>
+            <w:r>
+              <w:rPr>
+                <w:b/>
+                <w:color w:val="FFFFFF"/>
+                <w:sz w:val="20"/>
+              </w:rPr>
               <w:t xml:space="preserve">Header Color</w:t>
             </w:r>
           </w:p>
         </w:tc>
         <w:tc>
-          <w:tcPr/>
-          <w:p>
-            <w:pPr>
-              <w:pStyle w:val="Compact"/>
-              <w:jc w:val="left"/>
-            </w:pPr>
-            <w:r>
+          <w:tcPr>
+            <w:shd w:fill="0099CC" w:val="clear"/>
+          </w:tcPr>
+          <w:p>
+            <w:pPr>
+              <w:pStyle w:val="Compact"/>
+              <w:jc w:val="left"/>
+            </w:pPr>
+            <w:r>
+              <w:rPr>
+                <w:b/>
+                <w:color w:val="FFFFFF"/>
+                <w:sz w:val="20"/>
+              </w:rPr>
               <w:t xml:space="preserve">Accent</w:t>
             </w:r>
           </w:p>
@@ -1162,49 +1757,73 @@
       </w:tr>
       <w:tr>
         <w:tc>
-          <w:tcPr/>
-          <w:p>
-            <w:pPr>
-              <w:pStyle w:val="Compact"/>
-              <w:jc w:val="left"/>
-            </w:pPr>
-            <w:r>
+          <w:tcPr>
+            <w:shd w:fill="FFFFFF" w:val="clear"/>
+          </w:tcPr>
+          <w:p>
+            <w:pPr>
+              <w:pStyle w:val="Compact"/>
+              <w:jc w:val="left"/>
+            </w:pPr>
+            <w:r>
+              <w:rPr>
+                <w:color w:val="1A1A1A"/>
+                <w:sz w:val="19"/>
+              </w:rPr>
               <w:t xml:space="preserve">Featured Story</w:t>
             </w:r>
           </w:p>
         </w:tc>
         <w:tc>
-          <w:tcPr/>
-          <w:p>
-            <w:pPr>
-              <w:pStyle w:val="Compact"/>
-              <w:jc w:val="left"/>
-            </w:pPr>
-            <w:r>
+          <w:tcPr>
+            <w:shd w:fill="FFFFFF" w:val="clear"/>
+          </w:tcPr>
+          <w:p>
+            <w:pPr>
+              <w:pStyle w:val="Compact"/>
+              <w:jc w:val="left"/>
+            </w:pPr>
+            <w:r>
+              <w:rPr>
+                <w:color w:val="1A1A1A"/>
+                <w:sz w:val="19"/>
+              </w:rPr>
               <w:t xml:space="preserve">White</w:t>
             </w:r>
           </w:p>
         </w:tc>
         <w:tc>
-          <w:tcPr/>
-          <w:p>
-            <w:pPr>
-              <w:pStyle w:val="Compact"/>
-              <w:jc w:val="left"/>
-            </w:pPr>
-            <w:r>
+          <w:tcPr>
+            <w:shd w:fill="FFFFFF" w:val="clear"/>
+          </w:tcPr>
+          <w:p>
+            <w:pPr>
+              <w:pStyle w:val="Compact"/>
+              <w:jc w:val="left"/>
+            </w:pPr>
+            <w:r>
+              <w:rPr>
+                <w:color w:val="1A1A1A"/>
+                <w:sz w:val="19"/>
+              </w:rPr>
               <w:t xml:space="preserve">Sky Blue badge</w:t>
             </w:r>
           </w:p>
         </w:tc>
         <w:tc>
-          <w:tcPr/>
-          <w:p>
-            <w:pPr>
-              <w:pStyle w:val="Compact"/>
-              <w:jc w:val="left"/>
-            </w:pPr>
-            <w:r>
+          <w:tcPr>
+            <w:shd w:fill="FFFFFF" w:val="clear"/>
+          </w:tcPr>
+          <w:p>
+            <w:pPr>
+              <w:pStyle w:val="Compact"/>
+              <w:jc w:val="left"/>
+            </w:pPr>
+            <w:r>
+              <w:rPr>
+                <w:color w:val="1A1A1A"/>
+                <w:sz w:val="19"/>
+              </w:rPr>
               <w:t xml:space="preserve">—</w:t>
             </w:r>
           </w:p>
@@ -1212,61 +1831,101 @@
       </w:tr>
       <w:tr>
         <w:tc>
-          <w:tcPr/>
-          <w:p>
-            <w:pPr>
-              <w:pStyle w:val="Compact"/>
-              <w:jc w:val="left"/>
-            </w:pPr>
-            <w:r>
+          <w:tcPr>
+            <w:shd w:fill="E8F8FF" w:val="clear"/>
+          </w:tcPr>
+          <w:p>
+            <w:pPr>
+              <w:pStyle w:val="Compact"/>
+              <w:jc w:val="left"/>
+            </w:pPr>
+            <w:r>
+              <w:rPr>
+                <w:color w:val="1A1A1A"/>
+                <w:sz w:val="19"/>
+              </w:rPr>
               <w:t xml:space="preserve">Two-Column Articles</w:t>
             </w:r>
           </w:p>
         </w:tc>
         <w:tc>
-          <w:tcPr/>
-          <w:p>
-            <w:pPr>
-              <w:pStyle w:val="Compact"/>
-              <w:jc w:val="left"/>
-            </w:pPr>
-            <w:r>
+          <w:tcPr>
+            <w:shd w:fill="E8F8FF" w:val="clear"/>
+          </w:tcPr>
+          <w:p>
+            <w:pPr>
+              <w:pStyle w:val="Compact"/>
+              <w:jc w:val="left"/>
+            </w:pPr>
+            <w:r>
+              <w:rPr>
+                <w:color w:val="1A1A1A"/>
+                <w:sz w:val="19"/>
+              </w:rPr>
               <w:t xml:space="preserve">Light Gray (#F5F5F5)</w:t>
             </w:r>
           </w:p>
         </w:tc>
         <w:tc>
-          <w:tcPr/>
-          <w:p>
-            <w:pPr>
-              <w:pStyle w:val="Compact"/>
-              <w:jc w:val="left"/>
-            </w:pPr>
-            <w:r>
+          <w:tcPr>
+            <w:shd w:fill="E8F8FF" w:val="clear"/>
+          </w:tcPr>
+          <w:p>
+            <w:pPr>
+              <w:pStyle w:val="Compact"/>
+              <w:jc w:val="left"/>
+            </w:pPr>
+            <w:r>
+              <w:rPr>
+                <w:color w:val="1A1A1A"/>
+                <w:sz w:val="19"/>
+              </w:rPr>
               <w:t xml:space="preserve">#1B2838</w:t>
             </w:r>
           </w:p>
         </w:tc>
         <w:tc>
-          <w:tcPr/>
-          <w:p>
-            <w:pPr>
-              <w:pStyle w:val="Compact"/>
-              <w:jc w:val="left"/>
-            </w:pPr>
-            <w:r>
+          <w:tcPr>
+            <w:shd w:fill="E8F8FF" w:val="clear"/>
+          </w:tcPr>
+          <w:p>
+            <w:pPr>
+              <w:pStyle w:val="Compact"/>
+              <w:jc w:val="left"/>
+            </w:pPr>
+            <w:r>
+              <w:rPr>
+                <w:color w:val="1A1A1A"/>
+                <w:sz w:val="19"/>
+              </w:rPr>
               <w:t xml:space="preserve">Orange</w:t>
             </w:r>
             <w:r>
+              <w:rPr>
+                <w:color w:val="1A1A1A"/>
+                <w:sz w:val="19"/>
+              </w:rPr>
               <w:t xml:space="preserve"> </w:t>
             </w:r>
             <w:r>
+              <w:rPr>
+                <w:color w:val="1A1A1A"/>
+                <w:sz w:val="19"/>
+              </w:rPr>
               <w:t xml:space="preserve">“</w:t>
             </w:r>
             <w:r>
+              <w:rPr>
+                <w:color w:val="1A1A1A"/>
+                <w:sz w:val="19"/>
+              </w:rPr>
               <w:t xml:space="preserve">Read More</w:t>
             </w:r>
             <w:r>
+              <w:rPr>
+                <w:color w:val="1A1A1A"/>
+                <w:sz w:val="19"/>
+              </w:rPr>
               <w:t xml:space="preserve">”</w:t>
             </w:r>
           </w:p>
@@ -1274,49 +1933,73 @@
       </w:tr>
       <w:tr>
         <w:tc>
-          <w:tcPr/>
-          <w:p>
-            <w:pPr>
-              <w:pStyle w:val="Compact"/>
-              <w:jc w:val="left"/>
-            </w:pPr>
-            <w:r>
+          <w:tcPr>
+            <w:shd w:fill="FFFFFF" w:val="clear"/>
+          </w:tcPr>
+          <w:p>
+            <w:pPr>
+              <w:pStyle w:val="Compact"/>
+              <w:jc w:val="left"/>
+            </w:pPr>
+            <w:r>
+              <w:rPr>
+                <w:color w:val="1A1A1A"/>
+                <w:sz w:val="19"/>
+              </w:rPr>
               <w:t xml:space="preserve">Team Spotlight</w:t>
             </w:r>
           </w:p>
         </w:tc>
         <w:tc>
-          <w:tcPr/>
-          <w:p>
-            <w:pPr>
-              <w:pStyle w:val="Compact"/>
-              <w:jc w:val="left"/>
-            </w:pPr>
-            <w:r>
+          <w:tcPr>
+            <w:shd w:fill="FFFFFF" w:val="clear"/>
+          </w:tcPr>
+          <w:p>
+            <w:pPr>
+              <w:pStyle w:val="Compact"/>
+              <w:jc w:val="left"/>
+            </w:pPr>
+            <w:r>
+              <w:rPr>
+                <w:color w:val="1A1A1A"/>
+                <w:sz w:val="19"/>
+              </w:rPr>
               <w:t xml:space="preserve">White</w:t>
             </w:r>
           </w:p>
         </w:tc>
         <w:tc>
-          <w:tcPr/>
-          <w:p>
-            <w:pPr>
-              <w:pStyle w:val="Compact"/>
-              <w:jc w:val="left"/>
-            </w:pPr>
-            <w:r>
+          <w:tcPr>
+            <w:shd w:fill="FFFFFF" w:val="clear"/>
+          </w:tcPr>
+          <w:p>
+            <w:pPr>
+              <w:pStyle w:val="Compact"/>
+              <w:jc w:val="left"/>
+            </w:pPr>
+            <w:r>
+              <w:rPr>
+                <w:color w:val="1A1A1A"/>
+                <w:sz w:val="19"/>
+              </w:rPr>
               <w:t xml:space="preserve">Dark Blue (#0099CC)</w:t>
             </w:r>
           </w:p>
         </w:tc>
         <w:tc>
-          <w:tcPr/>
-          <w:p>
-            <w:pPr>
-              <w:pStyle w:val="Compact"/>
-              <w:jc w:val="left"/>
-            </w:pPr>
-            <w:r>
+          <w:tcPr>
+            <w:shd w:fill="FFFFFF" w:val="clear"/>
+          </w:tcPr>
+          <w:p>
+            <w:pPr>
+              <w:pStyle w:val="Compact"/>
+              <w:jc w:val="left"/>
+            </w:pPr>
+            <w:r>
+              <w:rPr>
+                <w:color w:val="1A1A1A"/>
+                <w:sz w:val="19"/>
+              </w:rPr>
               <w:t xml:space="preserve">—</w:t>
             </w:r>
           </w:p>
@@ -1324,49 +2007,73 @@
       </w:tr>
       <w:tr>
         <w:tc>
-          <w:tcPr/>
-          <w:p>
-            <w:pPr>
-              <w:pStyle w:val="Compact"/>
-              <w:jc w:val="left"/>
-            </w:pPr>
-            <w:r>
+          <w:tcPr>
+            <w:shd w:fill="E8F8FF" w:val="clear"/>
+          </w:tcPr>
+          <w:p>
+            <w:pPr>
+              <w:pStyle w:val="Compact"/>
+              <w:jc w:val="left"/>
+            </w:pPr>
+            <w:r>
+              <w:rPr>
+                <w:color w:val="1A1A1A"/>
+                <w:sz w:val="19"/>
+              </w:rPr>
               <w:t xml:space="preserve">Quick Stats Sidebar</w:t>
             </w:r>
           </w:p>
         </w:tc>
         <w:tc>
-          <w:tcPr/>
-          <w:p>
-            <w:pPr>
-              <w:pStyle w:val="Compact"/>
-              <w:jc w:val="left"/>
-            </w:pPr>
-            <w:r>
+          <w:tcPr>
+            <w:shd w:fill="E8F8FF" w:val="clear"/>
+          </w:tcPr>
+          <w:p>
+            <w:pPr>
+              <w:pStyle w:val="Compact"/>
+              <w:jc w:val="left"/>
+            </w:pPr>
+            <w:r>
+              <w:rPr>
+                <w:color w:val="1A1A1A"/>
+                <w:sz w:val="19"/>
+              </w:rPr>
               <w:t xml:space="preserve">Sky Blue (10% opacity)</w:t>
             </w:r>
           </w:p>
         </w:tc>
         <w:tc>
-          <w:tcPr/>
-          <w:p>
-            <w:pPr>
-              <w:pStyle w:val="Compact"/>
-              <w:jc w:val="left"/>
-            </w:pPr>
-            <w:r>
+          <w:tcPr>
+            <w:shd w:fill="E8F8FF" w:val="clear"/>
+          </w:tcPr>
+          <w:p>
+            <w:pPr>
+              <w:pStyle w:val="Compact"/>
+              <w:jc w:val="left"/>
+            </w:pPr>
+            <w:r>
+              <w:rPr>
+                <w:color w:val="1A1A1A"/>
+                <w:sz w:val="19"/>
+              </w:rPr>
               <w:t xml:space="preserve">Sky Blue</w:t>
             </w:r>
           </w:p>
         </w:tc>
         <w:tc>
-          <w:tcPr/>
-          <w:p>
-            <w:pPr>
-              <w:pStyle w:val="Compact"/>
-              <w:jc w:val="left"/>
-            </w:pPr>
-            <w:r>
+          <w:tcPr>
+            <w:shd w:fill="E8F8FF" w:val="clear"/>
+          </w:tcPr>
+          <w:p>
+            <w:pPr>
+              <w:pStyle w:val="Compact"/>
+              <w:jc w:val="left"/>
+            </w:pPr>
+            <w:r>
+              <w:rPr>
+                <w:color w:val="1A1A1A"/>
+                <w:sz w:val="19"/>
+              </w:rPr>
               <w:t xml:space="preserve">—</w:t>
             </w:r>
           </w:p>
@@ -1374,49 +2081,73 @@
       </w:tr>
       <w:tr>
         <w:tc>
-          <w:tcPr/>
-          <w:p>
-            <w:pPr>
-              <w:pStyle w:val="Compact"/>
-              <w:jc w:val="left"/>
-            </w:pPr>
-            <w:r>
+          <w:tcPr>
+            <w:shd w:fill="FFFFFF" w:val="clear"/>
+          </w:tcPr>
+          <w:p>
+            <w:pPr>
+              <w:pStyle w:val="Compact"/>
+              <w:jc w:val="left"/>
+            </w:pPr>
+            <w:r>
+              <w:rPr>
+                <w:color w:val="1A1A1A"/>
+                <w:sz w:val="19"/>
+              </w:rPr>
               <w:t xml:space="preserve">Product Highlight</w:t>
             </w:r>
           </w:p>
         </w:tc>
         <w:tc>
-          <w:tcPr/>
-          <w:p>
-            <w:pPr>
-              <w:pStyle w:val="Compact"/>
-              <w:jc w:val="left"/>
-            </w:pPr>
-            <w:r>
+          <w:tcPr>
+            <w:shd w:fill="FFFFFF" w:val="clear"/>
+          </w:tcPr>
+          <w:p>
+            <w:pPr>
+              <w:pStyle w:val="Compact"/>
+              <w:jc w:val="left"/>
+            </w:pPr>
+            <w:r>
+              <w:rPr>
+                <w:color w:val="1A1A1A"/>
+                <w:sz w:val="19"/>
+              </w:rPr>
               <w:t xml:space="preserve">White</w:t>
             </w:r>
           </w:p>
         </w:tc>
         <w:tc>
-          <w:tcPr/>
-          <w:p>
-            <w:pPr>
-              <w:pStyle w:val="Compact"/>
-              <w:jc w:val="left"/>
-            </w:pPr>
-            <w:r>
+          <w:tcPr>
+            <w:shd w:fill="FFFFFF" w:val="clear"/>
+          </w:tcPr>
+          <w:p>
+            <w:pPr>
+              <w:pStyle w:val="Compact"/>
+              <w:jc w:val="left"/>
+            </w:pPr>
+            <w:r>
+              <w:rPr>
+                <w:color w:val="1A1A1A"/>
+                <w:sz w:val="19"/>
+              </w:rPr>
               <w:t xml:space="preserve">#1B2838</w:t>
             </w:r>
           </w:p>
         </w:tc>
         <w:tc>
-          <w:tcPr/>
-          <w:p>
-            <w:pPr>
-              <w:pStyle w:val="Compact"/>
-              <w:jc w:val="left"/>
-            </w:pPr>
-            <w:r>
+          <w:tcPr>
+            <w:shd w:fill="FFFFFF" w:val="clear"/>
+          </w:tcPr>
+          <w:p>
+            <w:pPr>
+              <w:pStyle w:val="Compact"/>
+              <w:jc w:val="left"/>
+            </w:pPr>
+            <w:r>
+              <w:rPr>
+                <w:color w:val="1A1A1A"/>
+                <w:sz w:val="19"/>
+              </w:rPr>
               <w:t xml:space="preserve">Orange left bar</w:t>
             </w:r>
           </w:p>
@@ -1424,49 +2155,73 @@
       </w:tr>
       <w:tr>
         <w:tc>
-          <w:tcPr/>
-          <w:p>
-            <w:pPr>
-              <w:pStyle w:val="Compact"/>
-              <w:jc w:val="left"/>
-            </w:pPr>
-            <w:r>
+          <w:tcPr>
+            <w:shd w:fill="E8F8FF" w:val="clear"/>
+          </w:tcPr>
+          <w:p>
+            <w:pPr>
+              <w:pStyle w:val="Compact"/>
+              <w:jc w:val="left"/>
+            </w:pPr>
+            <w:r>
+              <w:rPr>
+                <w:color w:val="1A1A1A"/>
+                <w:sz w:val="19"/>
+              </w:rPr>
               <w:t xml:space="preserve">Footer</w:t>
             </w:r>
           </w:p>
         </w:tc>
         <w:tc>
-          <w:tcPr/>
-          <w:p>
-            <w:pPr>
-              <w:pStyle w:val="Compact"/>
-              <w:jc w:val="left"/>
-            </w:pPr>
-            <w:r>
+          <w:tcPr>
+            <w:shd w:fill="E8F8FF" w:val="clear"/>
+          </w:tcPr>
+          <w:p>
+            <w:pPr>
+              <w:pStyle w:val="Compact"/>
+              <w:jc w:val="left"/>
+            </w:pPr>
+            <w:r>
+              <w:rPr>
+                <w:color w:val="1A1A1A"/>
+                <w:sz w:val="19"/>
+              </w:rPr>
               <w:t xml:space="preserve">Dark (#1B2838)</w:t>
             </w:r>
           </w:p>
         </w:tc>
         <w:tc>
-          <w:tcPr/>
-          <w:p>
-            <w:pPr>
-              <w:pStyle w:val="Compact"/>
-              <w:jc w:val="left"/>
-            </w:pPr>
-            <w:r>
+          <w:tcPr>
+            <w:shd w:fill="E8F8FF" w:val="clear"/>
+          </w:tcPr>
+          <w:p>
+            <w:pPr>
+              <w:pStyle w:val="Compact"/>
+              <w:jc w:val="left"/>
+            </w:pPr>
+            <w:r>
+              <w:rPr>
+                <w:color w:val="1A1A1A"/>
+                <w:sz w:val="19"/>
+              </w:rPr>
               <w:t xml:space="preserve">White text</w:t>
             </w:r>
           </w:p>
         </w:tc>
         <w:tc>
-          <w:tcPr/>
-          <w:p>
-            <w:pPr>
-              <w:pStyle w:val="Compact"/>
-              <w:jc w:val="left"/>
-            </w:pPr>
-            <w:r>
+          <w:tcPr>
+            <w:shd w:fill="E8F8FF" w:val="clear"/>
+          </w:tcPr>
+          <w:p>
+            <w:pPr>
+              <w:pStyle w:val="Compact"/>
+              <w:jc w:val="left"/>
+            </w:pPr>
+            <w:r>
+              <w:rPr>
+                <w:color w:val="1A1A1A"/>
+                <w:sz w:val="19"/>
+              </w:rPr>
               <w:t xml:space="preserve">—</w:t>
             </w:r>
           </w:p>
@@ -1485,8 +2240,16 @@
     <w:p>
       <w:pPr>
         <w:pStyle w:val="Heading3"/>
+        <w:rPr>
+          <w:color w:val="E08A00"/>
+        </w:rPr>
       </w:pPr>
       <w:r>
+        <w:rPr>
+          <w:b/>
+          <w:color w:val="E08A00"/>
+          <w:sz w:val="26"/>
+        </w:rPr>
         <w:t xml:space="preserve">Content Guidelines</w:t>
       </w:r>
     </w:p>
@@ -1496,6 +2259,14 @@
         <w:tblW w:type="auto" w:w="0"/>
         <w:tblLook w:firstRow="1" w:lastRow="0" w:firstColumn="0" w:lastColumn="0" w:noHBand="0" w:noVBand="0" w:val="0020"/>
         <w:jc w:val="start"/>
+        <w:tblBorders>
+          <w:top w:val="single" w:sz="4" w:space="0" w:color="B0D4E8"/>
+          <w:left w:val="single" w:sz="4" w:space="0" w:color="B0D4E8"/>
+          <w:bottom w:val="single" w:sz="4" w:space="0" w:color="B0D4E8"/>
+          <w:right w:val="single" w:sz="4" w:space="0" w:color="B0D4E8"/>
+          <w:insideH w:val="single" w:sz="4" w:space="0" w:color="B0D4E8"/>
+          <w:insideV w:val="single" w:sz="4" w:space="0" w:color="B0D4E8"/>
+        </w:tblBorders>
       </w:tblPr>
       <w:tblGrid>
         <w:gridCol w:w="2640"/>
@@ -1507,37 +2278,58 @@
           <w:tblHeader w:val="true"/>
         </w:trPr>
         <w:tc>
-          <w:tcPr/>
-          <w:p>
-            <w:pPr>
-              <w:pStyle w:val="Compact"/>
-              <w:jc w:val="left"/>
-            </w:pPr>
-            <w:r>
+          <w:tcPr>
+            <w:shd w:fill="0099CC" w:val="clear"/>
+          </w:tcPr>
+          <w:p>
+            <w:pPr>
+              <w:pStyle w:val="Compact"/>
+              <w:jc w:val="left"/>
+            </w:pPr>
+            <w:r>
+              <w:rPr>
+                <w:b/>
+                <w:color w:val="FFFFFF"/>
+                <w:sz w:val="20"/>
+              </w:rPr>
               <w:t xml:space="preserve">Section</w:t>
             </w:r>
           </w:p>
         </w:tc>
         <w:tc>
-          <w:tcPr/>
-          <w:p>
-            <w:pPr>
-              <w:pStyle w:val="Compact"/>
-              <w:jc w:val="left"/>
-            </w:pPr>
-            <w:r>
+          <w:tcPr>
+            <w:shd w:fill="0099CC" w:val="clear"/>
+          </w:tcPr>
+          <w:p>
+            <w:pPr>
+              <w:pStyle w:val="Compact"/>
+              <w:jc w:val="left"/>
+            </w:pPr>
+            <w:r>
+              <w:rPr>
+                <w:b/>
+                <w:color w:val="FFFFFF"/>
+                <w:sz w:val="20"/>
+              </w:rPr>
               <w:t xml:space="preserve">Word Count</w:t>
             </w:r>
           </w:p>
         </w:tc>
         <w:tc>
-          <w:tcPr/>
-          <w:p>
-            <w:pPr>
-              <w:pStyle w:val="Compact"/>
-              <w:jc w:val="left"/>
-            </w:pPr>
-            <w:r>
+          <w:tcPr>
+            <w:shd w:fill="0099CC" w:val="clear"/>
+          </w:tcPr>
+          <w:p>
+            <w:pPr>
+              <w:pStyle w:val="Compact"/>
+              <w:jc w:val="left"/>
+            </w:pPr>
+            <w:r>
+              <w:rPr>
+                <w:b/>
+                <w:color w:val="FFFFFF"/>
+                <w:sz w:val="20"/>
+              </w:rPr>
               <w:t xml:space="preserve">Image</w:t>
             </w:r>
           </w:p>
@@ -1545,37 +2337,55 @@
       </w:tr>
       <w:tr>
         <w:tc>
-          <w:tcPr/>
-          <w:p>
-            <w:pPr>
-              <w:pStyle w:val="Compact"/>
-              <w:jc w:val="left"/>
-            </w:pPr>
-            <w:r>
+          <w:tcPr>
+            <w:shd w:fill="FFFFFF" w:val="clear"/>
+          </w:tcPr>
+          <w:p>
+            <w:pPr>
+              <w:pStyle w:val="Compact"/>
+              <w:jc w:val="left"/>
+            </w:pPr>
+            <w:r>
+              <w:rPr>
+                <w:color w:val="1A1A1A"/>
+                <w:sz w:val="19"/>
+              </w:rPr>
               <w:t xml:space="preserve">Featured Story</w:t>
             </w:r>
           </w:p>
         </w:tc>
         <w:tc>
-          <w:tcPr/>
-          <w:p>
-            <w:pPr>
-              <w:pStyle w:val="Compact"/>
-              <w:jc w:val="left"/>
-            </w:pPr>
-            <w:r>
+          <w:tcPr>
+            <w:shd w:fill="FFFFFF" w:val="clear"/>
+          </w:tcPr>
+          <w:p>
+            <w:pPr>
+              <w:pStyle w:val="Compact"/>
+              <w:jc w:val="left"/>
+            </w:pPr>
+            <w:r>
+              <w:rPr>
+                <w:color w:val="1A1A1A"/>
+                <w:sz w:val="19"/>
+              </w:rPr>
               <w:t xml:space="preserve">150-250 words</w:t>
             </w:r>
           </w:p>
         </w:tc>
         <w:tc>
-          <w:tcPr/>
-          <w:p>
-            <w:pPr>
-              <w:pStyle w:val="Compact"/>
-              <w:jc w:val="left"/>
-            </w:pPr>
-            <w:r>
+          <w:tcPr>
+            <w:shd w:fill="FFFFFF" w:val="clear"/>
+          </w:tcPr>
+          <w:p>
+            <w:pPr>
+              <w:pStyle w:val="Compact"/>
+              <w:jc w:val="left"/>
+            </w:pPr>
+            <w:r>
+              <w:rPr>
+                <w:color w:val="1A1A1A"/>
+                <w:sz w:val="19"/>
+              </w:rPr>
               <w:t xml:space="preserve">600 x 300 px hero image</w:t>
             </w:r>
           </w:p>
@@ -1583,37 +2393,55 @@
       </w:tr>
       <w:tr>
         <w:tc>
-          <w:tcPr/>
-          <w:p>
-            <w:pPr>
-              <w:pStyle w:val="Compact"/>
-              <w:jc w:val="left"/>
-            </w:pPr>
-            <w:r>
+          <w:tcPr>
+            <w:shd w:fill="E8F8FF" w:val="clear"/>
+          </w:tcPr>
+          <w:p>
+            <w:pPr>
+              <w:pStyle w:val="Compact"/>
+              <w:jc w:val="left"/>
+            </w:pPr>
+            <w:r>
+              <w:rPr>
+                <w:color w:val="1A1A1A"/>
+                <w:sz w:val="19"/>
+              </w:rPr>
               <w:t xml:space="preserve">Column Articles</w:t>
             </w:r>
           </w:p>
         </w:tc>
         <w:tc>
-          <w:tcPr/>
-          <w:p>
-            <w:pPr>
-              <w:pStyle w:val="Compact"/>
-              <w:jc w:val="left"/>
-            </w:pPr>
-            <w:r>
+          <w:tcPr>
+            <w:shd w:fill="E8F8FF" w:val="clear"/>
+          </w:tcPr>
+          <w:p>
+            <w:pPr>
+              <w:pStyle w:val="Compact"/>
+              <w:jc w:val="left"/>
+            </w:pPr>
+            <w:r>
+              <w:rPr>
+                <w:color w:val="1A1A1A"/>
+                <w:sz w:val="19"/>
+              </w:rPr>
               <w:t xml:space="preserve">80-120 words each</w:t>
             </w:r>
           </w:p>
         </w:tc>
         <w:tc>
-          <w:tcPr/>
-          <w:p>
-            <w:pPr>
-              <w:pStyle w:val="Compact"/>
-              <w:jc w:val="left"/>
-            </w:pPr>
-            <w:r>
+          <w:tcPr>
+            <w:shd w:fill="E8F8FF" w:val="clear"/>
+          </w:tcPr>
+          <w:p>
+            <w:pPr>
+              <w:pStyle w:val="Compact"/>
+              <w:jc w:val="left"/>
+            </w:pPr>
+            <w:r>
+              <w:rPr>
+                <w:color w:val="1A1A1A"/>
+                <w:sz w:val="19"/>
+              </w:rPr>
               <w:t xml:space="preserve">280 x 180 px thumbnail</w:t>
             </w:r>
           </w:p>
@@ -1621,37 +2449,55 @@
       </w:tr>
       <w:tr>
         <w:tc>
-          <w:tcPr/>
-          <w:p>
-            <w:pPr>
-              <w:pStyle w:val="Compact"/>
-              <w:jc w:val="left"/>
-            </w:pPr>
-            <w:r>
+          <w:tcPr>
+            <w:shd w:fill="FFFFFF" w:val="clear"/>
+          </w:tcPr>
+          <w:p>
+            <w:pPr>
+              <w:pStyle w:val="Compact"/>
+              <w:jc w:val="left"/>
+            </w:pPr>
+            <w:r>
+              <w:rPr>
+                <w:color w:val="1A1A1A"/>
+                <w:sz w:val="19"/>
+              </w:rPr>
               <w:t xml:space="preserve">Team Spotlight</w:t>
             </w:r>
           </w:p>
         </w:tc>
         <w:tc>
-          <w:tcPr/>
-          <w:p>
-            <w:pPr>
-              <w:pStyle w:val="Compact"/>
-              <w:jc w:val="left"/>
-            </w:pPr>
-            <w:r>
+          <w:tcPr>
+            <w:shd w:fill="FFFFFF" w:val="clear"/>
+          </w:tcPr>
+          <w:p>
+            <w:pPr>
+              <w:pStyle w:val="Compact"/>
+              <w:jc w:val="left"/>
+            </w:pPr>
+            <w:r>
+              <w:rPr>
+                <w:color w:val="1A1A1A"/>
+                <w:sz w:val="19"/>
+              </w:rPr>
               <w:t xml:space="preserve">100-150 words</w:t>
             </w:r>
           </w:p>
         </w:tc>
         <w:tc>
-          <w:tcPr/>
-          <w:p>
-            <w:pPr>
-              <w:pStyle w:val="Compact"/>
-              <w:jc w:val="left"/>
-            </w:pPr>
-            <w:r>
+          <w:tcPr>
+            <w:shd w:fill="FFFFFF" w:val="clear"/>
+          </w:tcPr>
+          <w:p>
+            <w:pPr>
+              <w:pStyle w:val="Compact"/>
+              <w:jc w:val="left"/>
+            </w:pPr>
+            <w:r>
+              <w:rPr>
+                <w:color w:val="1A1A1A"/>
+                <w:sz w:val="19"/>
+              </w:rPr>
               <w:t xml:space="preserve">100px circle portrait</w:t>
             </w:r>
           </w:p>
@@ -1659,37 +2505,55 @@
       </w:tr>
       <w:tr>
         <w:tc>
-          <w:tcPr/>
-          <w:p>
-            <w:pPr>
-              <w:pStyle w:val="Compact"/>
-              <w:jc w:val="left"/>
-            </w:pPr>
-            <w:r>
+          <w:tcPr>
+            <w:shd w:fill="E8F8FF" w:val="clear"/>
+          </w:tcPr>
+          <w:p>
+            <w:pPr>
+              <w:pStyle w:val="Compact"/>
+              <w:jc w:val="left"/>
+            </w:pPr>
+            <w:r>
+              <w:rPr>
+                <w:color w:val="1A1A1A"/>
+                <w:sz w:val="19"/>
+              </w:rPr>
               <w:t xml:space="preserve">Product Highlight</w:t>
             </w:r>
           </w:p>
         </w:tc>
         <w:tc>
-          <w:tcPr/>
-          <w:p>
-            <w:pPr>
-              <w:pStyle w:val="Compact"/>
-              <w:jc w:val="left"/>
-            </w:pPr>
-            <w:r>
+          <w:tcPr>
+            <w:shd w:fill="E8F8FF" w:val="clear"/>
+          </w:tcPr>
+          <w:p>
+            <w:pPr>
+              <w:pStyle w:val="Compact"/>
+              <w:jc w:val="left"/>
+            </w:pPr>
+            <w:r>
+              <w:rPr>
+                <w:color w:val="1A1A1A"/>
+                <w:sz w:val="19"/>
+              </w:rPr>
               <w:t xml:space="preserve">80-100 words</w:t>
             </w:r>
           </w:p>
         </w:tc>
         <w:tc>
-          <w:tcPr/>
-          <w:p>
-            <w:pPr>
-              <w:pStyle w:val="Compact"/>
-              <w:jc w:val="left"/>
-            </w:pPr>
-            <w:r>
+          <w:tcPr>
+            <w:shd w:fill="E8F8FF" w:val="clear"/>
+          </w:tcPr>
+          <w:p>
+            <w:pPr>
+              <w:pStyle w:val="Compact"/>
+              <w:jc w:val="left"/>
+            </w:pPr>
+            <w:r>
+              <w:rPr>
+                <w:color w:val="1A1A1A"/>
+                <w:sz w:val="19"/>
+              </w:rPr>
               <w:t xml:space="preserve">150 x 150 px product image</w:t>
             </w:r>
           </w:p>
@@ -1697,37 +2561,55 @@
       </w:tr>
       <w:tr>
         <w:tc>
-          <w:tcPr/>
-          <w:p>
-            <w:pPr>
-              <w:pStyle w:val="Compact"/>
-              <w:jc w:val="left"/>
-            </w:pPr>
-            <w:r>
+          <w:tcPr>
+            <w:shd w:fill="FFFFFF" w:val="clear"/>
+          </w:tcPr>
+          <w:p>
+            <w:pPr>
+              <w:pStyle w:val="Compact"/>
+              <w:jc w:val="left"/>
+            </w:pPr>
+            <w:r>
+              <w:rPr>
+                <w:color w:val="1A1A1A"/>
+                <w:sz w:val="19"/>
+              </w:rPr>
               <w:t xml:space="preserve">Quick Stats</w:t>
             </w:r>
           </w:p>
         </w:tc>
         <w:tc>
-          <w:tcPr/>
-          <w:p>
-            <w:pPr>
-              <w:pStyle w:val="Compact"/>
-              <w:jc w:val="left"/>
-            </w:pPr>
-            <w:r>
+          <w:tcPr>
+            <w:shd w:fill="FFFFFF" w:val="clear"/>
+          </w:tcPr>
+          <w:p>
+            <w:pPr>
+              <w:pStyle w:val="Compact"/>
+              <w:jc w:val="left"/>
+            </w:pPr>
+            <w:r>
+              <w:rPr>
+                <w:color w:val="1A1A1A"/>
+                <w:sz w:val="19"/>
+              </w:rPr>
               <w:t xml:space="preserve">3-5 data points</w:t>
             </w:r>
           </w:p>
         </w:tc>
         <w:tc>
-          <w:tcPr/>
-          <w:p>
-            <w:pPr>
-              <w:pStyle w:val="Compact"/>
-              <w:jc w:val="left"/>
-            </w:pPr>
-            <w:r>
+          <w:tcPr>
+            <w:shd w:fill="FFFFFF" w:val="clear"/>
+          </w:tcPr>
+          <w:p>
+            <w:pPr>
+              <w:pStyle w:val="Compact"/>
+              <w:jc w:val="left"/>
+            </w:pPr>
+            <w:r>
+              <w:rPr>
+                <w:color w:val="1A1A1A"/>
+                <w:sz w:val="19"/>
+              </w:rPr>
               <w:t xml:space="preserve">Icons/numbers only</w:t>
             </w:r>
           </w:p>
@@ -1746,8 +2628,16 @@
     <w:p>
       <w:pPr>
         <w:pStyle w:val="Heading3"/>
+        <w:rPr>
+          <w:color w:val="E08A00"/>
+        </w:rPr>
       </w:pPr>
       <w:r>
+        <w:rPr>
+          <w:b/>
+          <w:color w:val="E08A00"/>
+          <w:sz w:val="26"/>
+        </w:rPr>
         <w:t xml:space="preserve">Email Subject Line Templates</w:t>
       </w:r>
     </w:p>
@@ -1857,6 +2747,29 @@
         <w:right w:val="single" w:sz="18" w:space="24" w:color="E08A00"/>
       </w:pgBorders>
     </w:sectPr>
+    <w:p>
+      <w:pPr>
+        <w:pBdr>
+          <w:top w:val="single" w:sz="36" w:space="1" w:color="F5A623"/>
+          <w:bottom w:val="single" w:sz="12" w:space="0" w:color="00BFFF"/>
+        </w:pBdr>
+        <w:spacing w:before="300" w:after="0"/>
+      </w:pPr>
+    </w:p>
+    <w:p>
+      <w:pPr>
+        <w:jc w:val="center"/>
+        <w:spacing w:before="60" w:after="0"/>
+      </w:pPr>
+      <w:r>
+        <w:rPr>
+          <w:color w:val="0099CC"/>
+          <w:sz w:val="16"/>
+          <w:szCs w:val="16"/>
+        </w:rPr>
+        <w:t xml:space="preserve">PECH Group Holdings Ltd  |  Lagos, Nigeria  |  pechgroupholdings.tech</w:t>
+      </w:r>
+    </w:p>
   </w:body>
 </w:document>
 </file>

--- a/brand_templates/PECH_NEWSLETTER_TEMPLATE.docx
+++ b/brand_templates/PECH_NEWSLETTER_TEMPLATE.docx
@@ -58,54 +58,39 @@
         <w:spacing w:after="0"/>
       </w:pPr>
     </w:p>
-    <w:bookmarkStart w:id="26" w:name="X5139e6a603b8b015755ff648c511ba7f982f4be"/>
     <w:p>
       <w:pPr>
-        <w:pStyle w:val="Heading1"/>
-        <w:rPr>
-          <w:color w:val="0099CC"/>
-        </w:rPr>
-        <w:pBdr>
-          <w:bottom w:val="single" w:sz="18" w:space="2" w:color="F5A623"/>
-        </w:pBdr>
-      </w:pPr>
-      <w:r>
-        <w:rPr>
-          <w:b/>
-          <w:color w:val="0099CC"/>
-          <w:sz w:val="44"/>
-        </w:rPr>
-        <w:t xml:space="preserve">PECH GROUP HOLDINGS LTD — NEWSLETTER TEMPLATE</w:t>
-      </w:r>
-    </w:p>
-    <w:bookmarkStart w:id="25" w:name="monthly-newsletter-layout-guide"/>
-    <w:p>
-      <w:pPr>
-        <w:pBdr>
-          <w:top w:val="single" w:sz="18" w:space="1" w:color="F5A623"/>
-          <w:bottom w:val="single" w:sz="6" w:space="1" w:color="0099CC"/>
-        </w:pBdr>
-        <w:spacing w:before="200" w:after="200"/>
-      </w:pPr>
+        <w:pStyle w:val="FirstParagraph"/>
+      </w:pPr>
+      <w:r>
+        <w:t xml:space="preserve">📰</w:t>
+      </w:r>
     </w:p>
     <w:p>
       <w:pPr>
-        <w:pStyle w:val="Heading2"/>
-        <w:rPr>
-          <w:color w:val="0099CC"/>
-        </w:rPr>
-        <w:pBdr>
-          <w:bottom w:val="single" w:sz="6" w:space="2" w:color="00BFFF"/>
-        </w:pBdr>
-      </w:pPr>
-      <w:r>
-        <w:rPr>
-          <w:b/>
-          <w:color w:val="0099CC"/>
-          <w:sz w:val="32"/>
-        </w:rPr>
+        <w:pStyle w:val="BodyText"/>
+      </w:pPr>
+      <w:r>
+        <w:t xml:space="preserve">NEWSLETTER TEMPLATE</w:t>
+      </w:r>
+    </w:p>
+    <w:p>
+      <w:pPr>
+        <w:pStyle w:val="BodyText"/>
+      </w:pPr>
+      <w:r>
         <w:t xml:space="preserve">Monthly Newsletter Layout Guide</w:t>
       </w:r>
+    </w:p>
+    <w:p>
+      <w:pPr>
+        <w:pStyle w:val="BodyText"/>
+      </w:pPr>
+    </w:p>
+    <w:p>
+      <w:pPr>
+        <w:pStyle w:val="BodyText"/>
+      </w:pPr>
     </w:p>
     <w:p>
       <w:r>
@@ -2737,16 +2722,7 @@
       </w:r>
     </w:p>
     <w:bookmarkEnd w:id="24"/>
-    <w:bookmarkEnd w:id="25"/>
-    <w:bookmarkEnd w:id="26"/>
-    <w:sectPr>
-      <w:pgBorders w:offsetFrom="page">
-        <w:top w:val="single" w:sz="18" w:space="24" w:color="00BFFF"/>
-        <w:left w:val="single" w:sz="18" w:space="24" w:color="0099CC"/>
-        <w:bottom w:val="single" w:sz="18" w:space="24" w:color="F5A623"/>
-        <w:right w:val="single" w:sz="18" w:space="24" w:color="E08A00"/>
-      </w:pgBorders>
-    </w:sectPr>
+    <w:sectPr/>
     <w:p>
       <w:pPr>
         <w:pBdr>
